--- a/editable_docx/05_Ходатайство_о_вызове_лиц.docx
+++ b/editable_docx/05_Ходатайство_о_вызове_лиц.docx
@@ -1374,6 +1374,156 @@
     </w:p>
     <w:p>
       <w:pPr>
+        <w:spacing w:after="40"/>
+        <w:ind w:left="567" w:hanging="283"/>
+        <w:jc w:val="both"/>
+      </w:pPr>
+      <w:r>
+        <w:rPr>
+          <w:rFonts w:ascii="Times New Roman" w:hAnsi="Times New Roman" w:cs="Times New Roman" w:eastAsia="Times New Roman"/>
+          <w:color w:val="000000"/>
+          <w:sz w:val="22"/>
+        </w:rPr>
+        <w:t xml:space="preserve">27. </w:t>
+      </w:r>
+      <w:r>
+        <w:rPr>
+          <w:rFonts w:ascii="Times New Roman" w:hAnsi="Times New Roman" w:cs="Times New Roman" w:eastAsia="Times New Roman"/>
+          <w:b w:val="0"/>
+          <w:i w:val="0"/>
+          <w:color w:val="000000"/>
+          <w:sz w:val="22"/>
+        </w:rPr>
+        <w:t>Где в заключении содержится самостоятельный ответ на вопрос №1 о составе и характере повреждений?</w:t>
+      </w:r>
+    </w:p>
+    <w:p>
+      <w:pPr>
+        <w:spacing w:after="40"/>
+        <w:ind w:left="567" w:hanging="283"/>
+        <w:jc w:val="both"/>
+      </w:pPr>
+      <w:r>
+        <w:rPr>
+          <w:rFonts w:ascii="Times New Roman" w:hAnsi="Times New Roman" w:cs="Times New Roman" w:eastAsia="Times New Roman"/>
+          <w:color w:val="000000"/>
+          <w:sz w:val="22"/>
+        </w:rPr>
+        <w:t xml:space="preserve">28. </w:t>
+      </w:r>
+      <w:r>
+        <w:rPr>
+          <w:rFonts w:ascii="Times New Roman" w:hAnsi="Times New Roman" w:cs="Times New Roman" w:eastAsia="Times New Roman"/>
+          <w:b w:val="0"/>
+          <w:i w:val="0"/>
+          <w:color w:val="000000"/>
+          <w:sz w:val="22"/>
+        </w:rPr>
+        <w:t>Какие повреждения он установил самостоятельно, а какие получил из акта от 30.10.2023?</w:t>
+      </w:r>
+    </w:p>
+    <w:p>
+      <w:pPr>
+        <w:spacing w:after="40"/>
+        <w:ind w:left="567" w:hanging="283"/>
+        <w:jc w:val="both"/>
+      </w:pPr>
+      <w:r>
+        <w:rPr>
+          <w:rFonts w:ascii="Times New Roman" w:hAnsi="Times New Roman" w:cs="Times New Roman" w:eastAsia="Times New Roman"/>
+          <w:color w:val="000000"/>
+          <w:sz w:val="22"/>
+        </w:rPr>
+        <w:t xml:space="preserve">29. </w:t>
+      </w:r>
+      <w:r>
+        <w:rPr>
+          <w:rFonts w:ascii="Times New Roman" w:hAnsi="Times New Roman" w:cs="Times New Roman" w:eastAsia="Times New Roman"/>
+          <w:b w:val="0"/>
+          <w:i w:val="0"/>
+          <w:color w:val="000000"/>
+          <w:sz w:val="22"/>
+        </w:rPr>
+        <w:t>Почему в заключении использован пробег 186 324 км, совпадающий с актом от 30.10.2023?</w:t>
+      </w:r>
+    </w:p>
+    <w:p>
+      <w:pPr>
+        <w:spacing w:after="40"/>
+        <w:ind w:left="567" w:hanging="283"/>
+        <w:jc w:val="both"/>
+      </w:pPr>
+      <w:r>
+        <w:rPr>
+          <w:rFonts w:ascii="Times New Roman" w:hAnsi="Times New Roman" w:cs="Times New Roman" w:eastAsia="Times New Roman"/>
+          <w:color w:val="000000"/>
+          <w:sz w:val="22"/>
+        </w:rPr>
+        <w:t xml:space="preserve">30. </w:t>
+      </w:r>
+      <w:r>
+        <w:rPr>
+          <w:rFonts w:ascii="Times New Roman" w:hAnsi="Times New Roman" w:cs="Times New Roman" w:eastAsia="Times New Roman"/>
+          <w:b w:val="0"/>
+          <w:i w:val="0"/>
+          <w:color w:val="000000"/>
+          <w:sz w:val="22"/>
+        </w:rPr>
+        <w:t>Какие материалы были переданы ему заказчиком?</w:t>
+      </w:r>
+    </w:p>
+    <w:p>
+      <w:pPr>
+        <w:spacing w:after="40"/>
+        <w:ind w:left="567" w:hanging="283"/>
+        <w:jc w:val="both"/>
+      </w:pPr>
+      <w:r>
+        <w:rPr>
+          <w:rFonts w:ascii="Times New Roman" w:hAnsi="Times New Roman" w:cs="Times New Roman" w:eastAsia="Times New Roman"/>
+          <w:color w:val="000000"/>
+          <w:sz w:val="22"/>
+        </w:rPr>
+        <w:t xml:space="preserve">31. </w:t>
+      </w:r>
+      <w:r>
+        <w:rPr>
+          <w:rFonts w:ascii="Times New Roman" w:hAnsi="Times New Roman" w:cs="Times New Roman" w:eastAsia="Times New Roman"/>
+          <w:b w:val="0"/>
+          <w:i w:val="0"/>
+          <w:color w:val="000000"/>
+          <w:sz w:val="22"/>
+        </w:rPr>
+        <w:t>Получал ли он полный фотокомплект ДТП и фотографии осмотра или разборки от 30.10.2023?</w:t>
+      </w:r>
+    </w:p>
+    <w:p>
+      <w:pPr>
+        <w:spacing w:after="40"/>
+        <w:ind w:left="567" w:hanging="283"/>
+        <w:jc w:val="both"/>
+      </w:pPr>
+      <w:r>
+        <w:rPr>
+          <w:rFonts w:ascii="Times New Roman" w:hAnsi="Times New Roman" w:cs="Times New Roman" w:eastAsia="Times New Roman"/>
+          <w:color w:val="000000"/>
+          <w:sz w:val="22"/>
+        </w:rPr>
+        <w:t xml:space="preserve">32. </w:t>
+      </w:r>
+      <w:r>
+        <w:rPr>
+          <w:rFonts w:ascii="Times New Roman" w:hAnsi="Times New Roman" w:cs="Times New Roman" w:eastAsia="Times New Roman"/>
+          <w:b w:val="0"/>
+          <w:i w:val="0"/>
+          <w:color w:val="000000"/>
+          <w:sz w:val="22"/>
+        </w:rPr>
+        <w:t>Какие источники использованы для каждой цены?</w:t>
+      </w:r>
+    </w:p>
+    <w:p>
+      <w:pPr>
         <w:pStyle w:val="Heading2"/>
       </w:pPr>
       <w:r>

--- a/editable_docx/05_Ходатайство_о_вызове_лиц.docx
+++ b/editable_docx/05_Ходатайство_о_вызове_лиц.docx
@@ -5,67 +5,52 @@
     <w:p>
       <w:pPr>
         <w:pStyle w:val="Heading1"/>
-        <w:spacing w:before="0"/>
         <w:jc w:val="center"/>
       </w:pPr>
       <w:r>
         <w:rPr>
-          <w:rFonts w:ascii="Times New Roman" w:hAnsi="Times New Roman" w:cs="Times New Roman" w:eastAsia="Times New Roman"/>
+          <w:rFonts w:ascii="Times New Roman" w:hAnsi="Times New Roman" w:eastAsia="Times New Roman"/>
           <w:b/>
-          <w:i w:val="0"/>
           <w:color w:val="000000"/>
-          <w:sz w:val="23"/>
         </w:rPr>
         <w:t>В Тимирязевский районный суд г. Москвы</w:t>
       </w:r>
     </w:p>
     <w:p>
       <w:pPr>
-        <w:spacing w:before="120"/>
-        <w:ind w:firstLine="0"/>
-        <w:jc w:val="left"/>
+        <w:widowControl/>
+        <w:jc w:val="both"/>
       </w:pPr>
       <w:r>
         <w:rPr>
-          <w:rFonts w:ascii="Times New Roman" w:hAnsi="Times New Roman" w:cs="Times New Roman" w:eastAsia="Times New Roman"/>
+          <w:rFonts w:ascii="Times New Roman" w:hAnsi="Times New Roman" w:eastAsia="Times New Roman"/>
           <w:b/>
-          <w:i w:val="0"/>
-          <w:color w:val="000000"/>
-          <w:sz w:val="22"/>
         </w:rPr>
         <w:t>Дело № 02-5004/2026</w:t>
       </w:r>
     </w:p>
     <w:p>
       <w:pPr>
-        <w:spacing w:after="40"/>
-        <w:ind w:firstLine="0"/>
-        <w:jc w:val="left"/>
+        <w:widowControl/>
+        <w:jc w:val="both"/>
       </w:pPr>
       <w:r>
         <w:rPr>
-          <w:rFonts w:ascii="Times New Roman" w:hAnsi="Times New Roman" w:cs="Times New Roman" w:eastAsia="Times New Roman"/>
-          <w:b/>
-          <w:i w:val="0"/>
-          <w:color w:val="000000"/>
-          <w:sz w:val="22"/>
+          <w:rFonts w:ascii="Times New Roman" w:hAnsi="Times New Roman" w:eastAsia="Times New Roman"/>
+          <w:b w:val="0"/>
         </w:rPr>
         <w:t>Истец: ООО «ВИГОРАВТО»</w:t>
       </w:r>
     </w:p>
     <w:p>
       <w:pPr>
-        <w:spacing w:after="40"/>
-        <w:ind w:firstLine="0"/>
-        <w:jc w:val="left"/>
+        <w:widowControl/>
+        <w:jc w:val="both"/>
       </w:pPr>
       <w:r>
         <w:rPr>
-          <w:rFonts w:ascii="Times New Roman" w:hAnsi="Times New Roman" w:cs="Times New Roman" w:eastAsia="Times New Roman"/>
-          <w:b/>
-          <w:i w:val="0"/>
-          <w:color w:val="000000"/>
-          <w:sz w:val="22"/>
+          <w:rFonts w:ascii="Times New Roman" w:hAnsi="Times New Roman" w:eastAsia="Times New Roman"/>
+          <w:b w:val="0"/>
         </w:rPr>
         <w:t>Ответчик: Димитриева Марина Владимировна</w:t>
       </w:r>
@@ -73,31 +58,26 @@
     <w:p>
       <w:pPr>
         <w:pStyle w:val="Title"/>
-        <w:spacing w:before="200"/>
         <w:jc w:val="center"/>
       </w:pPr>
       <w:r>
         <w:rPr>
-          <w:rFonts w:ascii="Times New Roman" w:hAnsi="Times New Roman" w:cs="Times New Roman" w:eastAsia="Times New Roman"/>
+          <w:rFonts w:ascii="Times New Roman" w:hAnsi="Times New Roman" w:eastAsia="Times New Roman"/>
           <w:b/>
-          <w:i w:val="0"/>
           <w:color w:val="000000"/>
-          <w:sz w:val="30"/>
         </w:rPr>
         <w:t>ХОДАТАЙСТВО</w:t>
       </w:r>
     </w:p>
     <w:p>
       <w:pPr>
-        <w:ind w:firstLine="709"/>
+        <w:widowControl/>
+        <w:jc w:val="both"/>
       </w:pPr>
       <w:r>
         <w:rPr>
-          <w:rFonts w:ascii="Times New Roman" w:hAnsi="Times New Roman" w:cs="Times New Roman" w:eastAsia="Times New Roman"/>
+          <w:rFonts w:ascii="Times New Roman" w:hAnsi="Times New Roman" w:eastAsia="Times New Roman"/>
           <w:b w:val="0"/>
-          <w:i w:val="0"/>
-          <w:color w:val="000000"/>
-          <w:sz w:val="22"/>
         </w:rPr>
         <w:t>о вызове лиц для дачи пояснений</w:t>
       </w:r>
@@ -105,1543 +85,1152 @@
     <w:p>
       <w:pPr>
         <w:pStyle w:val="Heading2"/>
+        <w:jc w:val="left"/>
       </w:pPr>
       <w:r>
         <w:rPr>
-          <w:rFonts w:ascii="Times New Roman" w:hAnsi="Times New Roman" w:cs="Times New Roman" w:eastAsia="Times New Roman"/>
+          <w:rFonts w:ascii="Times New Roman" w:hAnsi="Times New Roman" w:eastAsia="Times New Roman"/>
           <w:b/>
-          <w:i w:val="0"/>
           <w:color w:val="000000"/>
-          <w:sz w:val="25"/>
         </w:rPr>
         <w:t>А. Лицо, составившее акт осмотра от 30.10.2023</w:t>
       </w:r>
     </w:p>
     <w:p>
       <w:pPr>
-        <w:ind w:firstLine="709"/>
+        <w:widowControl/>
+        <w:jc w:val="both"/>
       </w:pPr>
       <w:r>
         <w:rPr>
-          <w:rFonts w:ascii="Times New Roman" w:hAnsi="Times New Roman" w:cs="Times New Roman" w:eastAsia="Times New Roman"/>
+          <w:rFonts w:ascii="Times New Roman" w:hAnsi="Times New Roman" w:eastAsia="Times New Roman"/>
           <w:b w:val="0"/>
-          <w:i w:val="0"/>
-          <w:color w:val="000000"/>
-          <w:sz w:val="22"/>
         </w:rPr>
         <w:t>Просим установить через АО ГСК «Югория» фамилию, имя и отчество лица, непосредственно проводившего осмотр автомобиля 30.10.2023, а также его должность и организацию.</w:t>
       </w:r>
     </w:p>
     <w:p>
       <w:pPr>
-        <w:ind w:firstLine="709"/>
+        <w:widowControl/>
+        <w:jc w:val="both"/>
       </w:pPr>
       <w:r>
         <w:rPr>
-          <w:rFonts w:ascii="Times New Roman" w:hAnsi="Times New Roman" w:cs="Times New Roman" w:eastAsia="Times New Roman"/>
+          <w:rFonts w:ascii="Times New Roman" w:hAnsi="Times New Roman" w:eastAsia="Times New Roman"/>
           <w:b w:val="0"/>
-          <w:i w:val="0"/>
-          <w:color w:val="000000"/>
-          <w:sz w:val="22"/>
         </w:rPr>
         <w:t>Просим вызвать это лицо для дачи пояснений об обстоятельствах осмотра.</w:t>
       </w:r>
     </w:p>
     <w:p>
       <w:pPr>
-        <w:ind w:firstLine="709"/>
+        <w:widowControl/>
+        <w:jc w:val="both"/>
       </w:pPr>
       <w:r>
         <w:rPr>
-          <w:rFonts w:ascii="Times New Roman" w:hAnsi="Times New Roman" w:cs="Times New Roman" w:eastAsia="Times New Roman"/>
+          <w:rFonts w:ascii="Times New Roman" w:hAnsi="Times New Roman" w:eastAsia="Times New Roman"/>
           <w:b w:val="0"/>
-          <w:i w:val="0"/>
-          <w:color w:val="000000"/>
-          <w:sz w:val="22"/>
         </w:rPr>
         <w:t>Цель вызова:</w:t>
       </w:r>
     </w:p>
     <w:p>
       <w:pPr>
-        <w:spacing w:after="40"/>
-        <w:ind w:left="510" w:hanging="227"/>
+        <w:widowControl/>
+        <w:ind w:left="317" w:hanging="230"/>
         <w:jc w:val="both"/>
       </w:pPr>
       <w:r>
         <w:rPr>
-          <w:rFonts w:ascii="Times New Roman" w:hAnsi="Times New Roman" w:cs="Times New Roman" w:eastAsia="Times New Roman"/>
-          <w:color w:val="000000"/>
-          <w:sz w:val="22"/>
+          <w:rFonts w:ascii="Times New Roman" w:hAnsi="Times New Roman" w:eastAsia="Times New Roman"/>
+          <w:b w:val="0"/>
         </w:rPr>
-        <w:t xml:space="preserve">• </w:t>
-      </w:r>
-      <w:r>
-        <w:rPr>
-          <w:rFonts w:ascii="Times New Roman" w:hAnsi="Times New Roman" w:cs="Times New Roman" w:eastAsia="Times New Roman"/>
-          <w:b w:val="0"/>
-          <w:i w:val="0"/>
-          <w:color w:val="000000"/>
-          <w:sz w:val="22"/>
-        </w:rPr>
-        <w:t>кто присутствовал при осмотре;</w:t>
+        <w:t>• кто присутствовал при осмотре;</w:t>
       </w:r>
     </w:p>
     <w:p>
       <w:pPr>
-        <w:spacing w:after="40"/>
-        <w:ind w:left="510" w:hanging="227"/>
+        <w:widowControl/>
+        <w:ind w:left="317" w:hanging="230"/>
         <w:jc w:val="both"/>
       </w:pPr>
       <w:r>
         <w:rPr>
-          <w:rFonts w:ascii="Times New Roman" w:hAnsi="Times New Roman" w:cs="Times New Roman" w:eastAsia="Times New Roman"/>
-          <w:color w:val="000000"/>
-          <w:sz w:val="22"/>
+          <w:rFonts w:ascii="Times New Roman" w:hAnsi="Times New Roman" w:eastAsia="Times New Roman"/>
+          <w:b w:val="0"/>
         </w:rPr>
-        <w:t xml:space="preserve">• </w:t>
-      </w:r>
-      <w:r>
-        <w:rPr>
-          <w:rFonts w:ascii="Times New Roman" w:hAnsi="Times New Roman" w:cs="Times New Roman" w:eastAsia="Times New Roman"/>
-          <w:b w:val="0"/>
-          <w:i w:val="0"/>
-          <w:color w:val="000000"/>
-          <w:sz w:val="22"/>
-        </w:rPr>
-        <w:t>осматривался ли автомобиль с разборкой;</w:t>
+        <w:t>• осматривался ли автомобиль с разборкой;</w:t>
       </w:r>
     </w:p>
     <w:p>
       <w:pPr>
-        <w:spacing w:after="40"/>
-        <w:ind w:left="510" w:hanging="227"/>
+        <w:widowControl/>
+        <w:ind w:left="317" w:hanging="230"/>
         <w:jc w:val="both"/>
       </w:pPr>
       <w:r>
         <w:rPr>
-          <w:rFonts w:ascii="Times New Roman" w:hAnsi="Times New Roman" w:cs="Times New Roman" w:eastAsia="Times New Roman"/>
-          <w:color w:val="000000"/>
-          <w:sz w:val="22"/>
+          <w:rFonts w:ascii="Times New Roman" w:hAnsi="Times New Roman" w:eastAsia="Times New Roman"/>
+          <w:b w:val="0"/>
         </w:rPr>
-        <w:t xml:space="preserve">• </w:t>
-      </w:r>
-      <w:r>
-        <w:rPr>
-          <w:rFonts w:ascii="Times New Roman" w:hAnsi="Times New Roman" w:cs="Times New Roman" w:eastAsia="Times New Roman"/>
-          <w:b w:val="0"/>
-          <w:i w:val="0"/>
-          <w:color w:val="000000"/>
-          <w:sz w:val="22"/>
-        </w:rPr>
-        <w:t>снимался ли задний бампер;</w:t>
+        <w:t>• снимался ли задний бампер;</w:t>
       </w:r>
     </w:p>
     <w:p>
       <w:pPr>
-        <w:spacing w:after="40"/>
-        <w:ind w:left="510" w:hanging="227"/>
+        <w:widowControl/>
+        <w:ind w:left="317" w:hanging="230"/>
         <w:jc w:val="both"/>
       </w:pPr>
       <w:r>
         <w:rPr>
-          <w:rFonts w:ascii="Times New Roman" w:hAnsi="Times New Roman" w:cs="Times New Roman" w:eastAsia="Times New Roman"/>
-          <w:color w:val="000000"/>
-          <w:sz w:val="22"/>
+          <w:rFonts w:ascii="Times New Roman" w:hAnsi="Times New Roman" w:eastAsia="Times New Roman"/>
+          <w:b w:val="0"/>
         </w:rPr>
-        <w:t xml:space="preserve">• </w:t>
-      </w:r>
-      <w:r>
-        <w:rPr>
-          <w:rFonts w:ascii="Times New Roman" w:hAnsi="Times New Roman" w:cs="Times New Roman" w:eastAsia="Times New Roman"/>
-          <w:b w:val="0"/>
-          <w:i w:val="0"/>
-          <w:color w:val="000000"/>
-          <w:sz w:val="22"/>
-        </w:rPr>
-        <w:t>снимались ли задние фонари и обшивки;</w:t>
+        <w:t>• снимались ли задние фонари и обшивки;</w:t>
       </w:r>
     </w:p>
     <w:p>
       <w:pPr>
-        <w:spacing w:after="40"/>
-        <w:ind w:left="510" w:hanging="227"/>
+        <w:widowControl/>
+        <w:ind w:left="317" w:hanging="230"/>
         <w:jc w:val="both"/>
       </w:pPr>
       <w:r>
         <w:rPr>
-          <w:rFonts w:ascii="Times New Roman" w:hAnsi="Times New Roman" w:cs="Times New Roman" w:eastAsia="Times New Roman"/>
-          <w:color w:val="000000"/>
-          <w:sz w:val="22"/>
+          <w:rFonts w:ascii="Times New Roman" w:hAnsi="Times New Roman" w:eastAsia="Times New Roman"/>
+          <w:b w:val="0"/>
         </w:rPr>
-        <w:t xml:space="preserve">• </w:t>
-      </w:r>
-      <w:r>
-        <w:rPr>
-          <w:rFonts w:ascii="Times New Roman" w:hAnsi="Times New Roman" w:cs="Times New Roman" w:eastAsia="Times New Roman"/>
-          <w:b w:val="0"/>
-          <w:i w:val="0"/>
-          <w:color w:val="000000"/>
-          <w:sz w:val="22"/>
-        </w:rPr>
-        <w:t>каким образом выявлялись скрытые элементы;</w:t>
+        <w:t>• каким образом выявлялись скрытые элементы;</w:t>
       </w:r>
     </w:p>
     <w:p>
       <w:pPr>
-        <w:spacing w:after="40"/>
-        <w:ind w:left="510" w:hanging="227"/>
+        <w:widowControl/>
+        <w:ind w:left="317" w:hanging="230"/>
         <w:jc w:val="both"/>
       </w:pPr>
       <w:r>
         <w:rPr>
-          <w:rFonts w:ascii="Times New Roman" w:hAnsi="Times New Roman" w:cs="Times New Roman" w:eastAsia="Times New Roman"/>
-          <w:color w:val="000000"/>
-          <w:sz w:val="22"/>
+          <w:rFonts w:ascii="Times New Roman" w:hAnsi="Times New Roman" w:eastAsia="Times New Roman"/>
+          <w:b w:val="0"/>
         </w:rPr>
-        <w:t xml:space="preserve">• </w:t>
-      </w:r>
-      <w:r>
-        <w:rPr>
-          <w:rFonts w:ascii="Times New Roman" w:hAnsi="Times New Roman" w:cs="Times New Roman" w:eastAsia="Times New Roman"/>
-          <w:b w:val="0"/>
-          <w:i w:val="0"/>
-          <w:color w:val="000000"/>
-          <w:sz w:val="22"/>
-        </w:rPr>
-        <w:t>делались ли фотографии;</w:t>
+        <w:t>• делались ли фотографии;</w:t>
       </w:r>
     </w:p>
     <w:p>
       <w:pPr>
-        <w:spacing w:after="40"/>
-        <w:ind w:left="510" w:hanging="227"/>
+        <w:widowControl/>
+        <w:ind w:left="317" w:hanging="230"/>
         <w:jc w:val="both"/>
       </w:pPr>
       <w:r>
         <w:rPr>
-          <w:rFonts w:ascii="Times New Roman" w:hAnsi="Times New Roman" w:cs="Times New Roman" w:eastAsia="Times New Roman"/>
-          <w:color w:val="000000"/>
-          <w:sz w:val="22"/>
+          <w:rFonts w:ascii="Times New Roman" w:hAnsi="Times New Roman" w:eastAsia="Times New Roman"/>
+          <w:b w:val="0"/>
         </w:rPr>
-        <w:t xml:space="preserve">• </w:t>
-      </w:r>
-      <w:r>
-        <w:rPr>
-          <w:rFonts w:ascii="Times New Roman" w:hAnsi="Times New Roman" w:cs="Times New Roman" w:eastAsia="Times New Roman"/>
-          <w:b w:val="0"/>
-          <w:i w:val="0"/>
-          <w:color w:val="000000"/>
-          <w:sz w:val="22"/>
-        </w:rPr>
-        <w:t>сколько фотографий было сделано;</w:t>
+        <w:t>• сколько фотографий было сделано;</w:t>
       </w:r>
     </w:p>
     <w:p>
       <w:pPr>
-        <w:spacing w:after="40"/>
-        <w:ind w:left="510" w:hanging="227"/>
+        <w:widowControl/>
+        <w:ind w:left="317" w:hanging="230"/>
         <w:jc w:val="both"/>
       </w:pPr>
       <w:r>
         <w:rPr>
-          <w:rFonts w:ascii="Times New Roman" w:hAnsi="Times New Roman" w:cs="Times New Roman" w:eastAsia="Times New Roman"/>
-          <w:color w:val="000000"/>
-          <w:sz w:val="22"/>
+          <w:rFonts w:ascii="Times New Roman" w:hAnsi="Times New Roman" w:eastAsia="Times New Roman"/>
+          <w:b w:val="0"/>
         </w:rPr>
-        <w:t xml:space="preserve">• </w:t>
-      </w:r>
-      <w:r>
-        <w:rPr>
-          <w:rFonts w:ascii="Times New Roman" w:hAnsi="Times New Roman" w:cs="Times New Roman" w:eastAsia="Times New Roman"/>
-          <w:b w:val="0"/>
-          <w:i w:val="0"/>
-          <w:color w:val="000000"/>
-          <w:sz w:val="22"/>
-        </w:rPr>
-        <w:t>где хранятся эти фотографии;</w:t>
+        <w:t>• где хранятся эти фотографии;</w:t>
       </w:r>
     </w:p>
     <w:p>
       <w:pPr>
-        <w:spacing w:after="40"/>
-        <w:ind w:left="510" w:hanging="227"/>
+        <w:widowControl/>
+        <w:ind w:left="317" w:hanging="230"/>
         <w:jc w:val="both"/>
       </w:pPr>
       <w:r>
         <w:rPr>
-          <w:rFonts w:ascii="Times New Roman" w:hAnsi="Times New Roman" w:cs="Times New Roman" w:eastAsia="Times New Roman"/>
-          <w:color w:val="000000"/>
-          <w:sz w:val="22"/>
+          <w:rFonts w:ascii="Times New Roman" w:hAnsi="Times New Roman" w:eastAsia="Times New Roman"/>
+          <w:b w:val="0"/>
         </w:rPr>
-        <w:t xml:space="preserve">• </w:t>
-      </w:r>
-      <w:r>
-        <w:rPr>
-          <w:rFonts w:ascii="Times New Roman" w:hAnsi="Times New Roman" w:cs="Times New Roman" w:eastAsia="Times New Roman"/>
-          <w:b w:val="0"/>
-          <w:i w:val="0"/>
-          <w:color w:val="000000"/>
-          <w:sz w:val="22"/>
-        </w:rPr>
-        <w:t>составлялись ли дополнительные акты;</w:t>
+        <w:t>• составлялись ли дополнительные акты;</w:t>
       </w:r>
     </w:p>
     <w:p>
       <w:pPr>
-        <w:spacing w:after="40"/>
-        <w:ind w:left="510" w:hanging="227"/>
+        <w:widowControl/>
+        <w:ind w:left="317" w:hanging="230"/>
         <w:jc w:val="both"/>
       </w:pPr>
       <w:r>
         <w:rPr>
-          <w:rFonts w:ascii="Times New Roman" w:hAnsi="Times New Roman" w:cs="Times New Roman" w:eastAsia="Times New Roman"/>
-          <w:color w:val="000000"/>
-          <w:sz w:val="22"/>
+          <w:rFonts w:ascii="Times New Roman" w:hAnsi="Times New Roman" w:eastAsia="Times New Roman"/>
+          <w:b w:val="0"/>
         </w:rPr>
-        <w:t xml:space="preserve">• </w:t>
-      </w:r>
-      <w:r>
-        <w:rPr>
-          <w:rFonts w:ascii="Times New Roman" w:hAnsi="Times New Roman" w:cs="Times New Roman" w:eastAsia="Times New Roman"/>
-          <w:b w:val="0"/>
-          <w:i w:val="0"/>
-          <w:color w:val="000000"/>
-          <w:sz w:val="22"/>
-        </w:rPr>
-        <w:t>какие повреждения наблюдались непосредственно;</w:t>
+        <w:t>• какие повреждения наблюдались непосредственно;</w:t>
       </w:r>
     </w:p>
     <w:p>
       <w:pPr>
-        <w:spacing w:after="40"/>
-        <w:ind w:left="510" w:hanging="227"/>
+        <w:widowControl/>
+        <w:ind w:left="317" w:hanging="230"/>
         <w:jc w:val="both"/>
       </w:pPr>
       <w:r>
         <w:rPr>
-          <w:rFonts w:ascii="Times New Roman" w:hAnsi="Times New Roman" w:cs="Times New Roman" w:eastAsia="Times New Roman"/>
-          <w:color w:val="000000"/>
-          <w:sz w:val="22"/>
+          <w:rFonts w:ascii="Times New Roman" w:hAnsi="Times New Roman" w:eastAsia="Times New Roman"/>
+          <w:b w:val="0"/>
         </w:rPr>
-        <w:t xml:space="preserve">• </w:t>
-      </w:r>
-      <w:r>
-        <w:rPr>
-          <w:rFonts w:ascii="Times New Roman" w:hAnsi="Times New Roman" w:cs="Times New Roman" w:eastAsia="Times New Roman"/>
-          <w:b w:val="0"/>
-          <w:i w:val="0"/>
-          <w:color w:val="000000"/>
-          <w:sz w:val="22"/>
-        </w:rPr>
-        <w:t>на основании чего повреждения были отнесены к ДТП 29.10.2023;</w:t>
+        <w:t>• на основании чего повреждения были отнесены к ДТП 29.10.2023;</w:t>
       </w:r>
     </w:p>
     <w:p>
       <w:pPr>
-        <w:spacing w:after="40"/>
-        <w:ind w:left="510" w:hanging="227"/>
+        <w:widowControl/>
+        <w:ind w:left="317" w:hanging="230"/>
         <w:jc w:val="both"/>
       </w:pPr>
       <w:r>
         <w:rPr>
-          <w:rFonts w:ascii="Times New Roman" w:hAnsi="Times New Roman" w:cs="Times New Roman" w:eastAsia="Times New Roman"/>
-          <w:color w:val="000000"/>
-          <w:sz w:val="22"/>
+          <w:rFonts w:ascii="Times New Roman" w:hAnsi="Times New Roman" w:eastAsia="Times New Roman"/>
+          <w:b w:val="0"/>
         </w:rPr>
-        <w:t xml:space="preserve">• </w:t>
-      </w:r>
-      <w:r>
-        <w:rPr>
-          <w:rFonts w:ascii="Times New Roman" w:hAnsi="Times New Roman" w:cs="Times New Roman" w:eastAsia="Times New Roman"/>
-          <w:b w:val="0"/>
-          <w:i w:val="0"/>
-          <w:color w:val="000000"/>
-          <w:sz w:val="22"/>
-        </w:rPr>
-        <w:t>почему крышка багажника подлежала именно замене;</w:t>
+        <w:t>• почему крышка багажника подлежала именно замене;</w:t>
       </w:r>
     </w:p>
     <w:p>
       <w:pPr>
-        <w:spacing w:after="40"/>
-        <w:ind w:left="510" w:hanging="227"/>
+        <w:widowControl/>
+        <w:ind w:left="317" w:hanging="230"/>
         <w:jc w:val="both"/>
       </w:pPr>
       <w:r>
         <w:rPr>
-          <w:rFonts w:ascii="Times New Roman" w:hAnsi="Times New Roman" w:cs="Times New Roman" w:eastAsia="Times New Roman"/>
-          <w:color w:val="000000"/>
-          <w:sz w:val="22"/>
+          <w:rFonts w:ascii="Times New Roman" w:hAnsi="Times New Roman" w:eastAsia="Times New Roman"/>
+          <w:b w:val="0"/>
         </w:rPr>
-        <w:t xml:space="preserve">• </w:t>
-      </w:r>
-      <w:r>
-        <w:rPr>
-          <w:rFonts w:ascii="Times New Roman" w:hAnsi="Times New Roman" w:cs="Times New Roman" w:eastAsia="Times New Roman"/>
-          <w:b w:val="0"/>
-          <w:i w:val="0"/>
-          <w:color w:val="000000"/>
-          <w:sz w:val="22"/>
-        </w:rPr>
-        <w:t>возможно ли было восстановление крышки багажника;</w:t>
+        <w:t>• возможно ли было восстановление крышки багажника;</w:t>
       </w:r>
     </w:p>
     <w:p>
       <w:pPr>
-        <w:spacing w:after="40"/>
-        <w:ind w:left="510" w:hanging="227"/>
+        <w:widowControl/>
+        <w:ind w:left="317" w:hanging="230"/>
         <w:jc w:val="both"/>
       </w:pPr>
       <w:r>
         <w:rPr>
-          <w:rFonts w:ascii="Times New Roman" w:hAnsi="Times New Roman" w:cs="Times New Roman" w:eastAsia="Times New Roman"/>
-          <w:color w:val="000000"/>
-          <w:sz w:val="22"/>
+          <w:rFonts w:ascii="Times New Roman" w:hAnsi="Times New Roman" w:eastAsia="Times New Roman"/>
+          <w:b w:val="0"/>
         </w:rPr>
-        <w:t xml:space="preserve">• </w:t>
-      </w:r>
-      <w:r>
-        <w:rPr>
-          <w:rFonts w:ascii="Times New Roman" w:hAnsi="Times New Roman" w:cs="Times New Roman" w:eastAsia="Times New Roman"/>
-          <w:b w:val="0"/>
-          <w:i w:val="0"/>
-          <w:color w:val="000000"/>
-          <w:sz w:val="22"/>
-        </w:rPr>
-        <w:t>что означал дефект 21К;</w:t>
+        <w:t>• что означал дефект 21К;</w:t>
       </w:r>
     </w:p>
     <w:p>
       <w:pPr>
-        <w:spacing w:after="40"/>
-        <w:ind w:left="510" w:hanging="227"/>
+        <w:widowControl/>
+        <w:ind w:left="317" w:hanging="230"/>
         <w:jc w:val="both"/>
       </w:pPr>
       <w:r>
         <w:rPr>
-          <w:rFonts w:ascii="Times New Roman" w:hAnsi="Times New Roman" w:cs="Times New Roman" w:eastAsia="Times New Roman"/>
-          <w:color w:val="000000"/>
-          <w:sz w:val="22"/>
+          <w:rFonts w:ascii="Times New Roman" w:hAnsi="Times New Roman" w:eastAsia="Times New Roman"/>
+          <w:b w:val="0"/>
         </w:rPr>
-        <w:t xml:space="preserve">• </w:t>
-      </w:r>
-      <w:r>
-        <w:rPr>
-          <w:rFonts w:ascii="Times New Roman" w:hAnsi="Times New Roman" w:cs="Times New Roman" w:eastAsia="Times New Roman"/>
-          <w:b w:val="0"/>
-          <w:i w:val="0"/>
-          <w:color w:val="000000"/>
-          <w:sz w:val="22"/>
-        </w:rPr>
-        <w:t>какая именно плёнка имелась на крышке багажника;</w:t>
+        <w:t>• какая именно плёнка имелась на крышке багажника;</w:t>
       </w:r>
     </w:p>
     <w:p>
       <w:pPr>
-        <w:spacing w:after="40"/>
-        <w:ind w:left="510" w:hanging="227"/>
+        <w:widowControl/>
+        <w:ind w:left="317" w:hanging="230"/>
         <w:jc w:val="both"/>
       </w:pPr>
       <w:r>
         <w:rPr>
-          <w:rFonts w:ascii="Times New Roman" w:hAnsi="Times New Roman" w:cs="Times New Roman" w:eastAsia="Times New Roman"/>
-          <w:color w:val="000000"/>
-          <w:sz w:val="22"/>
+          <w:rFonts w:ascii="Times New Roman" w:hAnsi="Times New Roman" w:eastAsia="Times New Roman"/>
+          <w:b w:val="0"/>
         </w:rPr>
-        <w:t xml:space="preserve">• </w:t>
-      </w:r>
-      <w:r>
-        <w:rPr>
-          <w:rFonts w:ascii="Times New Roman" w:hAnsi="Times New Roman" w:cs="Times New Roman" w:eastAsia="Times New Roman"/>
-          <w:b w:val="0"/>
-          <w:i w:val="0"/>
-          <w:color w:val="000000"/>
-          <w:sz w:val="22"/>
-        </w:rPr>
-        <w:t>чем подтверждены наличие и повреждение этой плёнки.</w:t>
+        <w:t>• чем подтверждены наличие и повреждение этой плёнки.</w:t>
       </w:r>
     </w:p>
     <w:p>
       <w:pPr>
-        <w:spacing w:after="40"/>
-        <w:ind w:left="510" w:hanging="227"/>
+        <w:widowControl/>
+        <w:ind w:left="317" w:hanging="230"/>
         <w:jc w:val="both"/>
       </w:pPr>
       <w:r>
         <w:rPr>
-          <w:rFonts w:ascii="Times New Roman" w:hAnsi="Times New Roman" w:cs="Times New Roman" w:eastAsia="Times New Roman"/>
-          <w:color w:val="000000"/>
-          <w:sz w:val="22"/>
+          <w:rFonts w:ascii="Times New Roman" w:hAnsi="Times New Roman" w:eastAsia="Times New Roman"/>
+          <w:b w:val="0"/>
         </w:rPr>
-        <w:t xml:space="preserve">• </w:t>
-      </w:r>
-      <w:r>
-        <w:rPr>
-          <w:rFonts w:ascii="Times New Roman" w:hAnsi="Times New Roman" w:cs="Times New Roman" w:eastAsia="Times New Roman"/>
-          <w:b w:val="0"/>
-          <w:i w:val="0"/>
-          <w:color w:val="000000"/>
-          <w:sz w:val="22"/>
-        </w:rPr>
-        <w:t>какие действия выполнены с 11:00 до 11:30;</w:t>
+        <w:t>• какие действия выполнены с 11:00 до 11:30;</w:t>
       </w:r>
     </w:p>
     <w:p>
       <w:pPr>
-        <w:spacing w:after="40"/>
-        <w:ind w:left="510" w:hanging="227"/>
+        <w:widowControl/>
+        <w:ind w:left="317" w:hanging="230"/>
         <w:jc w:val="both"/>
       </w:pPr>
       <w:r>
         <w:rPr>
-          <w:rFonts w:ascii="Times New Roman" w:hAnsi="Times New Roman" w:cs="Times New Roman" w:eastAsia="Times New Roman"/>
-          <w:color w:val="000000"/>
-          <w:sz w:val="22"/>
+          <w:rFonts w:ascii="Times New Roman" w:hAnsi="Times New Roman" w:eastAsia="Times New Roman"/>
+          <w:b w:val="0"/>
         </w:rPr>
-        <w:t xml:space="preserve">• </w:t>
-      </w:r>
-      <w:r>
-        <w:rPr>
-          <w:rFonts w:ascii="Times New Roman" w:hAnsi="Times New Roman" w:cs="Times New Roman" w:eastAsia="Times New Roman"/>
-          <w:b w:val="0"/>
-          <w:i w:val="0"/>
-          <w:color w:val="000000"/>
-          <w:sz w:val="22"/>
-        </w:rPr>
-        <w:t>какие элементы снимались;</w:t>
+        <w:t>• какие элементы снимались;</w:t>
       </w:r>
     </w:p>
     <w:p>
       <w:pPr>
-        <w:spacing w:after="40"/>
-        <w:ind w:left="510" w:hanging="227"/>
+        <w:widowControl/>
+        <w:ind w:left="317" w:hanging="230"/>
         <w:jc w:val="both"/>
       </w:pPr>
       <w:r>
         <w:rPr>
-          <w:rFonts w:ascii="Times New Roman" w:hAnsi="Times New Roman" w:cs="Times New Roman" w:eastAsia="Times New Roman"/>
-          <w:color w:val="000000"/>
-          <w:sz w:val="22"/>
+          <w:rFonts w:ascii="Times New Roman" w:hAnsi="Times New Roman" w:eastAsia="Times New Roman"/>
+          <w:b w:val="0"/>
         </w:rPr>
-        <w:t xml:space="preserve">• </w:t>
-      </w:r>
-      <w:r>
-        <w:rPr>
-          <w:rFonts w:ascii="Times New Roman" w:hAnsi="Times New Roman" w:cs="Times New Roman" w:eastAsia="Times New Roman"/>
-          <w:b w:val="0"/>
-          <w:i w:val="0"/>
-          <w:color w:val="000000"/>
-          <w:sz w:val="22"/>
-        </w:rPr>
-        <w:t>каким способом обеспечен доступ к каждому скрытому элементу;</w:t>
+        <w:t>• каким способом обеспечен доступ к каждому скрытому элементу;</w:t>
       </w:r>
     </w:p>
     <w:p>
       <w:pPr>
-        <w:spacing w:after="40"/>
-        <w:ind w:left="510" w:hanging="227"/>
+        <w:widowControl/>
+        <w:ind w:left="317" w:hanging="230"/>
         <w:jc w:val="both"/>
       </w:pPr>
       <w:r>
         <w:rPr>
-          <w:rFonts w:ascii="Times New Roman" w:hAnsi="Times New Roman" w:cs="Times New Roman" w:eastAsia="Times New Roman"/>
-          <w:color w:val="000000"/>
-          <w:sz w:val="22"/>
+          <w:rFonts w:ascii="Times New Roman" w:hAnsi="Times New Roman" w:eastAsia="Times New Roman"/>
+          <w:b w:val="0"/>
         </w:rPr>
-        <w:t xml:space="preserve">• </w:t>
-      </w:r>
-      <w:r>
-        <w:rPr>
-          <w:rFonts w:ascii="Times New Roman" w:hAnsi="Times New Roman" w:cs="Times New Roman" w:eastAsia="Times New Roman"/>
-          <w:b w:val="0"/>
-          <w:i w:val="0"/>
-          <w:color w:val="000000"/>
-          <w:sz w:val="22"/>
-        </w:rPr>
-        <w:t>где находится первичная фотофиксация скрытых элементов.</w:t>
+        <w:t>• где находится первичная фотофиксация скрытых элементов.</w:t>
       </w:r>
     </w:p>
     <w:p>
       <w:pPr>
         <w:pStyle w:val="Heading2"/>
+        <w:jc w:val="left"/>
       </w:pPr>
       <w:r>
         <w:rPr>
-          <w:rFonts w:ascii="Times New Roman" w:hAnsi="Times New Roman" w:cs="Times New Roman" w:eastAsia="Times New Roman"/>
+          <w:rFonts w:ascii="Times New Roman" w:hAnsi="Times New Roman" w:eastAsia="Times New Roman"/>
           <w:b/>
-          <w:i w:val="0"/>
           <w:color w:val="000000"/>
-          <w:sz w:val="25"/>
         </w:rPr>
-        <w:t>Б. Левинский Никита Константинович</w:t>
+        <w:t>Б. Лицо, непосредственно выполнившее техническое исследование и расчёт</w:t>
       </w:r>
     </w:p>
     <w:p>
       <w:pPr>
-        <w:ind w:firstLine="709"/>
+        <w:widowControl/>
+        <w:jc w:val="both"/>
       </w:pPr>
       <w:r>
         <w:rPr>
-          <w:rFonts w:ascii="Times New Roman" w:hAnsi="Times New Roman" w:cs="Times New Roman" w:eastAsia="Times New Roman"/>
+          <w:rFonts w:ascii="Times New Roman" w:hAnsi="Times New Roman" w:eastAsia="Times New Roman"/>
           <w:b w:val="0"/>
-          <w:i w:val="0"/>
-          <w:color w:val="000000"/>
-          <w:sz w:val="22"/>
         </w:rPr>
-        <w:t>Автор заключения от 07.08.2026.</w:t>
+        <w:t>В представленном комплекте заключения от 07.08.2026 на странице 10 под выводами указан эксперт Футин А.А. Фамилия и подпись подлежат проверке по оригиналу.</w:t>
       </w:r>
     </w:p>
     <w:p>
       <w:pPr>
-        <w:ind w:firstLine="709"/>
+        <w:widowControl/>
+        <w:jc w:val="both"/>
       </w:pPr>
       <w:r>
         <w:rPr>
-          <w:rFonts w:ascii="Times New Roman" w:hAnsi="Times New Roman" w:cs="Times New Roman" w:eastAsia="Times New Roman"/>
+          <w:rFonts w:ascii="Times New Roman" w:hAnsi="Times New Roman" w:eastAsia="Times New Roman"/>
           <w:b w:val="0"/>
-          <w:i w:val="0"/>
-          <w:color w:val="000000"/>
-          <w:sz w:val="22"/>
         </w:rPr>
-        <w:t>Просим вызвать Левинского Никиту Константиновича для дачи пояснений как автора внесудебного заключения, используемого истцом в обоснование размера требований.</w:t>
+        <w:t>Просим установить лицо, непосредственно выполнившее техническое исследование и расчёт, и вызвать его для дачи пояснений. Если непосредственным исполнителем является Футин А.А., вызвать его; если по оригиналам будет установлено иное лицо, вызвать непосредственно его.</w:t>
       </w:r>
     </w:p>
     <w:p>
       <w:pPr>
-        <w:ind w:firstLine="709"/>
+        <w:widowControl/>
+        <w:jc w:val="both"/>
       </w:pPr>
       <w:r>
         <w:rPr>
-          <w:rFonts w:ascii="Times New Roman" w:hAnsi="Times New Roman" w:cs="Times New Roman" w:eastAsia="Times New Roman"/>
+          <w:rFonts w:ascii="Times New Roman" w:hAnsi="Times New Roman" w:eastAsia="Times New Roman"/>
           <w:b w:val="0"/>
-          <w:i w:val="0"/>
-          <w:color w:val="000000"/>
-          <w:sz w:val="22"/>
         </w:rPr>
         <w:t>Вопросы:</w:t>
       </w:r>
     </w:p>
     <w:p>
       <w:pPr>
-        <w:spacing w:after="40"/>
-        <w:ind w:left="567" w:hanging="283"/>
+        <w:widowControl/>
+        <w:ind w:left="346" w:hanging="259"/>
         <w:jc w:val="both"/>
       </w:pPr>
       <w:r>
         <w:rPr>
-          <w:rFonts w:ascii="Times New Roman" w:hAnsi="Times New Roman" w:cs="Times New Roman" w:eastAsia="Times New Roman"/>
-          <w:color w:val="000000"/>
-          <w:sz w:val="22"/>
+          <w:rFonts w:ascii="Times New Roman" w:hAnsi="Times New Roman" w:eastAsia="Times New Roman"/>
+          <w:b w:val="0"/>
         </w:rPr>
-        <w:t xml:space="preserve">1. </w:t>
-      </w:r>
-      <w:r>
-        <w:rPr>
-          <w:rFonts w:ascii="Times New Roman" w:hAnsi="Times New Roman" w:cs="Times New Roman" w:eastAsia="Times New Roman"/>
-          <w:b w:val="0"/>
-          <w:i w:val="0"/>
-          <w:color w:val="000000"/>
-          <w:sz w:val="22"/>
-        </w:rPr>
-        <w:t>Проводился ли натурный осмотр автомобиля?</w:t>
+        <w:t>1. Проводился ли натурный осмотр автомобиля?</w:t>
       </w:r>
     </w:p>
     <w:p>
       <w:pPr>
-        <w:spacing w:after="40"/>
-        <w:ind w:left="567" w:hanging="283"/>
+        <w:widowControl/>
+        <w:ind w:left="346" w:hanging="259"/>
         <w:jc w:val="both"/>
       </w:pPr>
       <w:r>
         <w:rPr>
-          <w:rFonts w:ascii="Times New Roman" w:hAnsi="Times New Roman" w:cs="Times New Roman" w:eastAsia="Times New Roman"/>
-          <w:color w:val="000000"/>
-          <w:sz w:val="22"/>
+          <w:rFonts w:ascii="Times New Roman" w:hAnsi="Times New Roman" w:eastAsia="Times New Roman"/>
+          <w:b w:val="0"/>
         </w:rPr>
-        <w:t xml:space="preserve">2. </w:t>
-      </w:r>
-      <w:r>
-        <w:rPr>
-          <w:rFonts w:ascii="Times New Roman" w:hAnsi="Times New Roman" w:cs="Times New Roman" w:eastAsia="Times New Roman"/>
-          <w:b w:val="0"/>
-          <w:i w:val="0"/>
-          <w:color w:val="000000"/>
-          <w:sz w:val="22"/>
-        </w:rPr>
-        <w:t>Когда и где проводился осмотр?</w:t>
+        <w:t>2. Когда и где проводился осмотр?</w:t>
       </w:r>
     </w:p>
     <w:p>
       <w:pPr>
-        <w:spacing w:after="40"/>
-        <w:ind w:left="567" w:hanging="283"/>
+        <w:widowControl/>
+        <w:ind w:left="346" w:hanging="259"/>
         <w:jc w:val="both"/>
       </w:pPr>
       <w:r>
         <w:rPr>
-          <w:rFonts w:ascii="Times New Roman" w:hAnsi="Times New Roman" w:cs="Times New Roman" w:eastAsia="Times New Roman"/>
-          <w:color w:val="000000"/>
-          <w:sz w:val="22"/>
+          <w:rFonts w:ascii="Times New Roman" w:hAnsi="Times New Roman" w:eastAsia="Times New Roman"/>
+          <w:b w:val="0"/>
         </w:rPr>
-        <w:t xml:space="preserve">3. </w:t>
-      </w:r>
-      <w:r>
-        <w:rPr>
-          <w:rFonts w:ascii="Times New Roman" w:hAnsi="Times New Roman" w:cs="Times New Roman" w:eastAsia="Times New Roman"/>
-          <w:b w:val="0"/>
-          <w:i w:val="0"/>
-          <w:color w:val="000000"/>
-          <w:sz w:val="22"/>
-        </w:rPr>
-        <w:t>Видел ли автор автомобиль лично?</w:t>
+        <w:t>3. Видел ли автор автомобиль лично?</w:t>
       </w:r>
     </w:p>
     <w:p>
       <w:pPr>
-        <w:spacing w:after="40"/>
-        <w:ind w:left="567" w:hanging="283"/>
+        <w:widowControl/>
+        <w:ind w:left="346" w:hanging="259"/>
         <w:jc w:val="both"/>
       </w:pPr>
       <w:r>
         <w:rPr>
-          <w:rFonts w:ascii="Times New Roman" w:hAnsi="Times New Roman" w:cs="Times New Roman" w:eastAsia="Times New Roman"/>
-          <w:color w:val="000000"/>
-          <w:sz w:val="22"/>
+          <w:rFonts w:ascii="Times New Roman" w:hAnsi="Times New Roman" w:eastAsia="Times New Roman"/>
+          <w:b w:val="0"/>
         </w:rPr>
-        <w:t xml:space="preserve">4. </w:t>
-      </w:r>
-      <w:r>
-        <w:rPr>
-          <w:rFonts w:ascii="Times New Roman" w:hAnsi="Times New Roman" w:cs="Times New Roman" w:eastAsia="Times New Roman"/>
-          <w:b w:val="0"/>
-          <w:i w:val="0"/>
-          <w:color w:val="000000"/>
-          <w:sz w:val="22"/>
-        </w:rPr>
-        <w:t>Был ли автомобиль уже отремонтирован на момент осмотра?</w:t>
+        <w:t>4. Был ли автомобиль уже отремонтирован на момент осмотра?</w:t>
       </w:r>
     </w:p>
     <w:p>
       <w:pPr>
-        <w:spacing w:after="40"/>
-        <w:ind w:left="567" w:hanging="283"/>
+        <w:widowControl/>
+        <w:ind w:left="346" w:hanging="259"/>
         <w:jc w:val="both"/>
       </w:pPr>
       <w:r>
         <w:rPr>
-          <w:rFonts w:ascii="Times New Roman" w:hAnsi="Times New Roman" w:cs="Times New Roman" w:eastAsia="Times New Roman"/>
-          <w:color w:val="000000"/>
-          <w:sz w:val="22"/>
+          <w:rFonts w:ascii="Times New Roman" w:hAnsi="Times New Roman" w:eastAsia="Times New Roman"/>
+          <w:b w:val="0"/>
         </w:rPr>
-        <w:t xml:space="preserve">5. </w:t>
-      </w:r>
-      <w:r>
-        <w:rPr>
-          <w:rFonts w:ascii="Times New Roman" w:hAnsi="Times New Roman" w:cs="Times New Roman" w:eastAsia="Times New Roman"/>
-          <w:b w:val="0"/>
-          <w:i w:val="0"/>
-          <w:color w:val="000000"/>
-          <w:sz w:val="22"/>
-        </w:rPr>
-        <w:t>Какие первичные фотографии были получены?</w:t>
+        <w:t>5. Какие первичные фотографии были получены?</w:t>
       </w:r>
     </w:p>
     <w:p>
       <w:pPr>
-        <w:spacing w:after="40"/>
-        <w:ind w:left="567" w:hanging="283"/>
+        <w:widowControl/>
+        <w:ind w:left="346" w:hanging="259"/>
         <w:jc w:val="both"/>
       </w:pPr>
       <w:r>
         <w:rPr>
-          <w:rFonts w:ascii="Times New Roman" w:hAnsi="Times New Roman" w:cs="Times New Roman" w:eastAsia="Times New Roman"/>
-          <w:color w:val="000000"/>
-          <w:sz w:val="22"/>
+          <w:rFonts w:ascii="Times New Roman" w:hAnsi="Times New Roman" w:eastAsia="Times New Roman"/>
+          <w:b w:val="0"/>
         </w:rPr>
-        <w:t xml:space="preserve">6. </w:t>
-      </w:r>
-      <w:r>
-        <w:rPr>
-          <w:rFonts w:ascii="Times New Roman" w:hAnsi="Times New Roman" w:cs="Times New Roman" w:eastAsia="Times New Roman"/>
-          <w:b w:val="0"/>
-          <w:i w:val="0"/>
-          <w:color w:val="000000"/>
-          <w:sz w:val="22"/>
-        </w:rPr>
-        <w:t>Видел ли автор ДТП-фотографии от 29.10.2023?</w:t>
+        <w:t>6. Видел ли автор ДТП-фотографии от 29.10.2023?</w:t>
       </w:r>
     </w:p>
     <w:p>
       <w:pPr>
-        <w:spacing w:after="40"/>
-        <w:ind w:left="567" w:hanging="283"/>
+        <w:widowControl/>
+        <w:ind w:left="346" w:hanging="259"/>
         <w:jc w:val="both"/>
       </w:pPr>
       <w:r>
         <w:rPr>
-          <w:rFonts w:ascii="Times New Roman" w:hAnsi="Times New Roman" w:cs="Times New Roman" w:eastAsia="Times New Roman"/>
-          <w:color w:val="000000"/>
-          <w:sz w:val="22"/>
+          <w:rFonts w:ascii="Times New Roman" w:hAnsi="Times New Roman" w:eastAsia="Times New Roman"/>
+          <w:b w:val="0"/>
         </w:rPr>
-        <w:t xml:space="preserve">7. </w:t>
-      </w:r>
-      <w:r>
-        <w:rPr>
-          <w:rFonts w:ascii="Times New Roman" w:hAnsi="Times New Roman" w:cs="Times New Roman" w:eastAsia="Times New Roman"/>
-          <w:b w:val="0"/>
-          <w:i w:val="0"/>
-          <w:color w:val="000000"/>
-          <w:sz w:val="22"/>
-        </w:rPr>
-        <w:t>Видел ли автор фотографии осмотра или разборки от 30.10.2023?</w:t>
+        <w:t>7. Видел ли автор фотографии осмотра или разборки от 30.10.2023?</w:t>
       </w:r>
     </w:p>
     <w:p>
       <w:pPr>
-        <w:spacing w:after="40"/>
-        <w:ind w:left="567" w:hanging="283"/>
+        <w:widowControl/>
+        <w:ind w:left="346" w:hanging="259"/>
         <w:jc w:val="both"/>
       </w:pPr>
       <w:r>
         <w:rPr>
-          <w:rFonts w:ascii="Times New Roman" w:hAnsi="Times New Roman" w:cs="Times New Roman" w:eastAsia="Times New Roman"/>
-          <w:color w:val="000000"/>
-          <w:sz w:val="22"/>
+          <w:rFonts w:ascii="Times New Roman" w:hAnsi="Times New Roman" w:eastAsia="Times New Roman"/>
+          <w:b w:val="0"/>
         </w:rPr>
-        <w:t xml:space="preserve">8. </w:t>
-      </w:r>
-      <w:r>
-        <w:rPr>
-          <w:rFonts w:ascii="Times New Roman" w:hAnsi="Times New Roman" w:cs="Times New Roman" w:eastAsia="Times New Roman"/>
-          <w:b w:val="0"/>
-          <w:i w:val="0"/>
-          <w:color w:val="000000"/>
-          <w:sz w:val="22"/>
-        </w:rPr>
-        <w:t>Самостоятельно ли автор устанавливал перечень повреждений?</w:t>
+        <w:t>8. Самостоятельно ли автор устанавливал перечень повреждений?</w:t>
       </w:r>
     </w:p>
     <w:p>
       <w:pPr>
-        <w:spacing w:after="40"/>
-        <w:ind w:left="567" w:hanging="283"/>
+        <w:widowControl/>
+        <w:ind w:left="346" w:hanging="259"/>
         <w:jc w:val="both"/>
       </w:pPr>
       <w:r>
         <w:rPr>
-          <w:rFonts w:ascii="Times New Roman" w:hAnsi="Times New Roman" w:cs="Times New Roman" w:eastAsia="Times New Roman"/>
-          <w:color w:val="000000"/>
-          <w:sz w:val="22"/>
+          <w:rFonts w:ascii="Times New Roman" w:hAnsi="Times New Roman" w:eastAsia="Times New Roman"/>
+          <w:b w:val="0"/>
         </w:rPr>
-        <w:t xml:space="preserve">9. </w:t>
-      </w:r>
-      <w:r>
-        <w:rPr>
-          <w:rFonts w:ascii="Times New Roman" w:hAnsi="Times New Roman" w:cs="Times New Roman" w:eastAsia="Times New Roman"/>
-          <w:b w:val="0"/>
-          <w:i w:val="0"/>
-          <w:color w:val="000000"/>
-          <w:sz w:val="22"/>
-        </w:rPr>
-        <w:t>Самостоятельно ли автор устанавливал причинную связь?</w:t>
+        <w:t>9. Самостоятельно ли автор устанавливал причинную связь?</w:t>
       </w:r>
     </w:p>
     <w:p>
       <w:pPr>
-        <w:spacing w:after="40"/>
-        <w:ind w:left="567" w:hanging="283"/>
+        <w:widowControl/>
+        <w:ind w:left="346" w:hanging="259"/>
         <w:jc w:val="both"/>
       </w:pPr>
       <w:r>
         <w:rPr>
-          <w:rFonts w:ascii="Times New Roman" w:hAnsi="Times New Roman" w:cs="Times New Roman" w:eastAsia="Times New Roman"/>
-          <w:color w:val="000000"/>
-          <w:sz w:val="22"/>
+          <w:rFonts w:ascii="Times New Roman" w:hAnsi="Times New Roman" w:eastAsia="Times New Roman"/>
+          <w:b w:val="0"/>
         </w:rPr>
-        <w:t xml:space="preserve">10. </w:t>
-      </w:r>
-      <w:r>
-        <w:rPr>
-          <w:rFonts w:ascii="Times New Roman" w:hAnsi="Times New Roman" w:cs="Times New Roman" w:eastAsia="Times New Roman"/>
-          <w:b w:val="0"/>
-          <w:i w:val="0"/>
-          <w:color w:val="000000"/>
-          <w:sz w:val="22"/>
-        </w:rPr>
-        <w:t>Почему в заключении прямо указано, что основой является акт от 30.10.2023?</w:t>
+        <w:t>10. Почему в заключении прямо указано, что основой является акт от 30.10.2023?</w:t>
       </w:r>
     </w:p>
     <w:p>
       <w:pPr>
-        <w:spacing w:after="40"/>
-        <w:ind w:left="567" w:hanging="283"/>
+        <w:widowControl/>
+        <w:ind w:left="346" w:hanging="259"/>
         <w:jc w:val="both"/>
       </w:pPr>
       <w:r>
         <w:rPr>
-          <w:rFonts w:ascii="Times New Roman" w:hAnsi="Times New Roman" w:cs="Times New Roman" w:eastAsia="Times New Roman"/>
-          <w:color w:val="000000"/>
-          <w:sz w:val="22"/>
+          <w:rFonts w:ascii="Times New Roman" w:hAnsi="Times New Roman" w:eastAsia="Times New Roman"/>
+          <w:b w:val="0"/>
         </w:rPr>
-        <w:t xml:space="preserve">11. </w:t>
-      </w:r>
-      <w:r>
-        <w:rPr>
-          <w:rFonts w:ascii="Times New Roman" w:hAnsi="Times New Roman" w:cs="Times New Roman" w:eastAsia="Times New Roman"/>
-          <w:b w:val="0"/>
-          <w:i w:val="0"/>
-          <w:color w:val="000000"/>
-          <w:sz w:val="22"/>
-        </w:rPr>
-        <w:t>Почему обшивка замка преобразована в замену самого замка 6RU827505C?</w:t>
+        <w:t>11. Почему обшивка замка преобразована в замену самого замка 6RU827505C?</w:t>
       </w:r>
     </w:p>
     <w:p>
       <w:pPr>
-        <w:spacing w:after="40"/>
-        <w:ind w:left="567" w:hanging="283"/>
+        <w:widowControl/>
+        <w:ind w:left="346" w:hanging="259"/>
         <w:jc w:val="both"/>
       </w:pPr>
       <w:r>
         <w:rPr>
-          <w:rFonts w:ascii="Times New Roman" w:hAnsi="Times New Roman" w:cs="Times New Roman" w:eastAsia="Times New Roman"/>
-          <w:color w:val="000000"/>
-          <w:sz w:val="22"/>
+          <w:rFonts w:ascii="Times New Roman" w:hAnsi="Times New Roman" w:eastAsia="Times New Roman"/>
+          <w:b w:val="0"/>
         </w:rPr>
-        <w:t xml:space="preserve">12. </w:t>
-      </w:r>
-      <w:r>
-        <w:rPr>
-          <w:rFonts w:ascii="Times New Roman" w:hAnsi="Times New Roman" w:cs="Times New Roman" w:eastAsia="Times New Roman"/>
-          <w:b w:val="0"/>
-          <w:i w:val="0"/>
-          <w:color w:val="000000"/>
-          <w:sz w:val="22"/>
-        </w:rPr>
-        <w:t>Почему указано отсутствие специальных надписей при наличии на ДТП-фото оклейки такси?</w:t>
+        <w:t>12. Почему в разделе 3.1 на странице 4 напротив признака «Аэрография или специальные надписи» в графе соответствия регистрационным документам указано «соответствует» и как это соотносится с видимой на ДТП-фотографиях оклейкой такси и рекламной надписью с номером телефона?</w:t>
       </w:r>
     </w:p>
     <w:p>
       <w:pPr>
-        <w:spacing w:after="40"/>
-        <w:ind w:left="567" w:hanging="283"/>
+        <w:widowControl/>
+        <w:ind w:left="346" w:hanging="259"/>
         <w:jc w:val="both"/>
       </w:pPr>
       <w:r>
         <w:rPr>
-          <w:rFonts w:ascii="Times New Roman" w:hAnsi="Times New Roman" w:cs="Times New Roman" w:eastAsia="Times New Roman"/>
-          <w:color w:val="000000"/>
-          <w:sz w:val="22"/>
+          <w:rFonts w:ascii="Times New Roman" w:hAnsi="Times New Roman" w:eastAsia="Times New Roman"/>
+          <w:b w:val="0"/>
         </w:rPr>
-        <w:t xml:space="preserve">13. </w:t>
-      </w:r>
-      <w:r>
-        <w:rPr>
-          <w:rFonts w:ascii="Times New Roman" w:hAnsi="Times New Roman" w:cs="Times New Roman" w:eastAsia="Times New Roman"/>
-          <w:b w:val="0"/>
-          <w:i w:val="0"/>
-          <w:color w:val="000000"/>
-          <w:sz w:val="22"/>
-        </w:rPr>
-        <w:t>Откуда получен пробег 186 324?</w:t>
+        <w:t>13. Откуда получен пробег 186 324?</w:t>
       </w:r>
     </w:p>
     <w:p>
       <w:pPr>
-        <w:spacing w:after="40"/>
-        <w:ind w:left="567" w:hanging="283"/>
+        <w:widowControl/>
+        <w:ind w:left="346" w:hanging="259"/>
         <w:jc w:val="both"/>
       </w:pPr>
       <w:r>
         <w:rPr>
-          <w:rFonts w:ascii="Times New Roman" w:hAnsi="Times New Roman" w:cs="Times New Roman" w:eastAsia="Times New Roman"/>
-          <w:color w:val="000000"/>
-          <w:sz w:val="22"/>
+          <w:rFonts w:ascii="Times New Roman" w:hAnsi="Times New Roman" w:eastAsia="Times New Roman"/>
+          <w:b w:val="0"/>
         </w:rPr>
-        <w:t xml:space="preserve">14. </w:t>
-      </w:r>
-      <w:r>
-        <w:rPr>
-          <w:rFonts w:ascii="Times New Roman" w:hAnsi="Times New Roman" w:cs="Times New Roman" w:eastAsia="Times New Roman"/>
-          <w:b w:val="0"/>
-          <w:i w:val="0"/>
-          <w:color w:val="000000"/>
-          <w:sz w:val="22"/>
-        </w:rPr>
-        <w:t>Откуда получен список повреждений?</w:t>
+        <w:t>14. Откуда получен список повреждений?</w:t>
       </w:r>
     </w:p>
     <w:p>
       <w:pPr>
-        <w:spacing w:after="40"/>
-        <w:ind w:left="567" w:hanging="283"/>
+        <w:widowControl/>
+        <w:ind w:left="346" w:hanging="259"/>
         <w:jc w:val="both"/>
       </w:pPr>
       <w:r>
         <w:rPr>
-          <w:rFonts w:ascii="Times New Roman" w:hAnsi="Times New Roman" w:cs="Times New Roman" w:eastAsia="Times New Roman"/>
-          <w:color w:val="000000"/>
-          <w:sz w:val="22"/>
+          <w:rFonts w:ascii="Times New Roman" w:hAnsi="Times New Roman" w:eastAsia="Times New Roman"/>
+          <w:b w:val="0"/>
         </w:rPr>
-        <w:t xml:space="preserve">15. </w:t>
-      </w:r>
-      <w:r>
-        <w:rPr>
-          <w:rFonts w:ascii="Times New Roman" w:hAnsi="Times New Roman" w:cs="Times New Roman" w:eastAsia="Times New Roman"/>
-          <w:b w:val="0"/>
-          <w:i w:val="0"/>
-          <w:color w:val="000000"/>
-          <w:sz w:val="22"/>
-        </w:rPr>
-        <w:t>Какая именно плёнка имелась на крышке багажника?</w:t>
+        <w:t>15. Какая именно плёнка имелась на крышке багажника?</w:t>
       </w:r>
     </w:p>
     <w:p>
       <w:pPr>
-        <w:spacing w:after="40"/>
-        <w:ind w:left="567" w:hanging="283"/>
+        <w:widowControl/>
+        <w:ind w:left="346" w:hanging="259"/>
         <w:jc w:val="both"/>
       </w:pPr>
       <w:r>
         <w:rPr>
-          <w:rFonts w:ascii="Times New Roman" w:hAnsi="Times New Roman" w:cs="Times New Roman" w:eastAsia="Times New Roman"/>
-          <w:color w:val="000000"/>
-          <w:sz w:val="22"/>
+          <w:rFonts w:ascii="Times New Roman" w:hAnsi="Times New Roman" w:eastAsia="Times New Roman"/>
+          <w:b w:val="0"/>
         </w:rPr>
-        <w:t xml:space="preserve">16. </w:t>
-      </w:r>
-      <w:r>
-        <w:rPr>
-          <w:rFonts w:ascii="Times New Roman" w:hAnsi="Times New Roman" w:cs="Times New Roman" w:eastAsia="Times New Roman"/>
-          <w:b w:val="0"/>
-          <w:i w:val="0"/>
-          <w:color w:val="000000"/>
-          <w:sz w:val="22"/>
-        </w:rPr>
-        <w:t>Чем подтверждены наличие и повреждение плёнки крышки багажника?</w:t>
+        <w:t>16. Чем подтверждены наличие и повреждение плёнки крышки багажника?</w:t>
       </w:r>
     </w:p>
     <w:p>
       <w:pPr>
-        <w:spacing w:after="40"/>
-        <w:ind w:left="567" w:hanging="283"/>
+        <w:widowControl/>
+        <w:ind w:left="346" w:hanging="259"/>
         <w:jc w:val="both"/>
       </w:pPr>
       <w:r>
         <w:rPr>
-          <w:rFonts w:ascii="Times New Roman" w:hAnsi="Times New Roman" w:cs="Times New Roman" w:eastAsia="Times New Roman"/>
-          <w:color w:val="000000"/>
-          <w:sz w:val="22"/>
+          <w:rFonts w:ascii="Times New Roman" w:hAnsi="Times New Roman" w:eastAsia="Times New Roman"/>
+          <w:b w:val="0"/>
         </w:rPr>
-        <w:t xml:space="preserve">17. </w:t>
-      </w:r>
-      <w:r>
-        <w:rPr>
-          <w:rFonts w:ascii="Times New Roman" w:hAnsi="Times New Roman" w:cs="Times New Roman" w:eastAsia="Times New Roman"/>
-          <w:b w:val="0"/>
-          <w:i w:val="0"/>
-          <w:color w:val="000000"/>
-          <w:sz w:val="22"/>
-        </w:rPr>
-        <w:t>Что означал дефект 21К?</w:t>
+        <w:t>17. Что означал дефект 21К?</w:t>
       </w:r>
     </w:p>
     <w:p>
       <w:pPr>
-        <w:spacing w:after="40"/>
-        <w:ind w:left="567" w:hanging="283"/>
+        <w:widowControl/>
+        <w:ind w:left="346" w:hanging="259"/>
         <w:jc w:val="both"/>
       </w:pPr>
       <w:r>
         <w:rPr>
-          <w:rFonts w:ascii="Times New Roman" w:hAnsi="Times New Roman" w:cs="Times New Roman" w:eastAsia="Times New Roman"/>
-          <w:color w:val="000000"/>
-          <w:sz w:val="22"/>
+          <w:rFonts w:ascii="Times New Roman" w:hAnsi="Times New Roman" w:eastAsia="Times New Roman"/>
+          <w:b w:val="0"/>
         </w:rPr>
-        <w:t xml:space="preserve">18. </w:t>
-      </w:r>
-      <w:r>
-        <w:rPr>
-          <w:rFonts w:ascii="Times New Roman" w:hAnsi="Times New Roman" w:cs="Times New Roman" w:eastAsia="Times New Roman"/>
-          <w:b w:val="0"/>
-          <w:i w:val="0"/>
-          <w:color w:val="000000"/>
-          <w:sz w:val="22"/>
-        </w:rPr>
-        <w:t>Почему крышка багажника подлежала именно замене?</w:t>
+        <w:t>18. Почему крышка багажника подлежала именно замене?</w:t>
       </w:r>
     </w:p>
     <w:p>
       <w:pPr>
-        <w:spacing w:after="40"/>
-        <w:ind w:left="567" w:hanging="283"/>
+        <w:widowControl/>
+        <w:ind w:left="346" w:hanging="259"/>
         <w:jc w:val="both"/>
       </w:pPr>
       <w:r>
         <w:rPr>
-          <w:rFonts w:ascii="Times New Roman" w:hAnsi="Times New Roman" w:cs="Times New Roman" w:eastAsia="Times New Roman"/>
-          <w:color w:val="000000"/>
-          <w:sz w:val="22"/>
+          <w:rFonts w:ascii="Times New Roman" w:hAnsi="Times New Roman" w:eastAsia="Times New Roman"/>
+          <w:b w:val="0"/>
         </w:rPr>
-        <w:t xml:space="preserve">19. </w:t>
-      </w:r>
-      <w:r>
-        <w:rPr>
-          <w:rFonts w:ascii="Times New Roman" w:hAnsi="Times New Roman" w:cs="Times New Roman" w:eastAsia="Times New Roman"/>
-          <w:b w:val="0"/>
-          <w:i w:val="0"/>
-          <w:color w:val="000000"/>
-          <w:sz w:val="22"/>
-        </w:rPr>
-        <w:t>Возможно ли было восстановление крышки багажника?</w:t>
+        <w:t>19. Возможно ли было восстановление крышки багажника?</w:t>
       </w:r>
     </w:p>
     <w:p>
       <w:pPr>
-        <w:spacing w:after="40"/>
-        <w:ind w:left="567" w:hanging="283"/>
+        <w:widowControl/>
+        <w:ind w:left="346" w:hanging="259"/>
         <w:jc w:val="both"/>
       </w:pPr>
       <w:r>
         <w:rPr>
-          <w:rFonts w:ascii="Times New Roman" w:hAnsi="Times New Roman" w:cs="Times New Roman" w:eastAsia="Times New Roman"/>
-          <w:color w:val="000000"/>
-          <w:sz w:val="22"/>
+          <w:rFonts w:ascii="Times New Roman" w:hAnsi="Times New Roman" w:eastAsia="Times New Roman"/>
+          <w:b w:val="0"/>
         </w:rPr>
-        <w:t xml:space="preserve">20. </w:t>
-      </w:r>
-      <w:r>
-        <w:rPr>
-          <w:rFonts w:ascii="Times New Roman" w:hAnsi="Times New Roman" w:cs="Times New Roman" w:eastAsia="Times New Roman"/>
-          <w:b w:val="0"/>
-          <w:i w:val="0"/>
-          <w:color w:val="000000"/>
-          <w:sz w:val="22"/>
-        </w:rPr>
-        <w:t>Устанавливал ли автор возможность ремонта вместо замены?</w:t>
+        <w:t>20. Устанавливал ли автор возможность ремонта вместо замены?</w:t>
       </w:r>
     </w:p>
     <w:p>
       <w:pPr>
-        <w:spacing w:after="40"/>
-        <w:ind w:left="567" w:hanging="283"/>
+        <w:widowControl/>
+        <w:ind w:left="346" w:hanging="259"/>
         <w:jc w:val="both"/>
       </w:pPr>
       <w:r>
         <w:rPr>
-          <w:rFonts w:ascii="Times New Roman" w:hAnsi="Times New Roman" w:cs="Times New Roman" w:eastAsia="Times New Roman"/>
-          <w:color w:val="000000"/>
-          <w:sz w:val="22"/>
+          <w:rFonts w:ascii="Times New Roman" w:hAnsi="Times New Roman" w:eastAsia="Times New Roman"/>
+          <w:b w:val="0"/>
         </w:rPr>
-        <w:t xml:space="preserve">21. </w:t>
-      </w:r>
-      <w:r>
-        <w:rPr>
-          <w:rFonts w:ascii="Times New Roman" w:hAnsi="Times New Roman" w:cs="Times New Roman" w:eastAsia="Times New Roman"/>
-          <w:b w:val="0"/>
-          <w:i w:val="0"/>
-          <w:color w:val="000000"/>
-          <w:sz w:val="22"/>
-        </w:rPr>
-        <w:t>Какие конкретно действия входили в стоимость услуги 25 000 руб.: выезд, осмотр, фотофиксация, анализ причинности, расчёт стоимости либо только расчёт по готовому акту?</w:t>
+        <w:t>21. Какие конкретно действия входили в стоимость услуги 25 000 руб.: выезд, осмотр, фотофиксация, анализ причинности, расчёт стоимости либо только расчёт по готовому акту?</w:t>
       </w:r>
     </w:p>
     <w:p>
       <w:pPr>
-        <w:spacing w:after="40"/>
-        <w:ind w:left="567" w:hanging="283"/>
+        <w:widowControl/>
+        <w:ind w:left="346" w:hanging="259"/>
         <w:jc w:val="both"/>
       </w:pPr>
       <w:r>
         <w:rPr>
-          <w:rFonts w:ascii="Times New Roman" w:hAnsi="Times New Roman" w:cs="Times New Roman" w:eastAsia="Times New Roman"/>
-          <w:color w:val="000000"/>
-          <w:sz w:val="22"/>
+          <w:rFonts w:ascii="Times New Roman" w:hAnsi="Times New Roman" w:eastAsia="Times New Roman"/>
+          <w:b w:val="0"/>
         </w:rPr>
-        <w:t xml:space="preserve">22. </w:t>
-      </w:r>
-      <w:r>
-        <w:rPr>
-          <w:rFonts w:ascii="Times New Roman" w:hAnsi="Times New Roman" w:cs="Times New Roman" w:eastAsia="Times New Roman"/>
-          <w:b w:val="0"/>
-          <w:i w:val="0"/>
-          <w:color w:val="000000"/>
-          <w:sz w:val="22"/>
-        </w:rPr>
-        <w:t>Видел ли Левинский материалы предстрахового осмотра автомобиля?</w:t>
+        <w:t>22. Видел ли Левинский материалы предстрахового осмотра автомобиля?</w:t>
       </w:r>
     </w:p>
     <w:p>
       <w:pPr>
-        <w:spacing w:after="40"/>
-        <w:ind w:left="567" w:hanging="283"/>
+        <w:widowControl/>
+        <w:ind w:left="346" w:hanging="259"/>
         <w:jc w:val="both"/>
       </w:pPr>
       <w:r>
         <w:rPr>
-          <w:rFonts w:ascii="Times New Roman" w:hAnsi="Times New Roman" w:cs="Times New Roman" w:eastAsia="Times New Roman"/>
-          <w:color w:val="000000"/>
-          <w:sz w:val="22"/>
+          <w:rFonts w:ascii="Times New Roman" w:hAnsi="Times New Roman" w:eastAsia="Times New Roman"/>
+          <w:b w:val="0"/>
         </w:rPr>
-        <w:t xml:space="preserve">23. </w:t>
-      </w:r>
-      <w:r>
-        <w:rPr>
-          <w:rFonts w:ascii="Times New Roman" w:hAnsi="Times New Roman" w:cs="Times New Roman" w:eastAsia="Times New Roman"/>
-          <w:b w:val="0"/>
-          <w:i w:val="0"/>
-          <w:color w:val="000000"/>
-          <w:sz w:val="22"/>
-        </w:rPr>
-        <w:t>Видел ли он полный страховой акт от 11.11.2023?</w:t>
+        <w:t>23. Видел ли он полный страховой акт от 11.11.2023?</w:t>
       </w:r>
     </w:p>
     <w:p>
       <w:pPr>
-        <w:spacing w:after="40"/>
-        <w:ind w:left="567" w:hanging="283"/>
+        <w:widowControl/>
+        <w:ind w:left="346" w:hanging="259"/>
         <w:jc w:val="both"/>
       </w:pPr>
       <w:r>
         <w:rPr>
-          <w:rFonts w:ascii="Times New Roman" w:hAnsi="Times New Roman" w:cs="Times New Roman" w:eastAsia="Times New Roman"/>
-          <w:color w:val="000000"/>
-          <w:sz w:val="22"/>
+          <w:rFonts w:ascii="Times New Roman" w:hAnsi="Times New Roman" w:eastAsia="Times New Roman"/>
+          <w:b w:val="0"/>
         </w:rPr>
-        <w:t xml:space="preserve">24. </w:t>
-      </w:r>
-      <w:r>
-        <w:rPr>
-          <w:rFonts w:ascii="Times New Roman" w:hAnsi="Times New Roman" w:cs="Times New Roman" w:eastAsia="Times New Roman"/>
-          <w:b w:val="0"/>
-          <w:i w:val="0"/>
-          <w:color w:val="000000"/>
-          <w:sz w:val="22"/>
-        </w:rPr>
-        <w:t>Видел ли он Соглашение от 20.11.2023, указанное страховщиком как документ оценки?</w:t>
+        <w:t>24. Видел ли он Соглашение от 20.11.2023, указанное страховщиком как документ оценки?</w:t>
       </w:r>
     </w:p>
     <w:p>
       <w:pPr>
-        <w:spacing w:after="40"/>
-        <w:ind w:left="567" w:hanging="283"/>
+        <w:widowControl/>
+        <w:ind w:left="346" w:hanging="259"/>
         <w:jc w:val="both"/>
       </w:pPr>
       <w:r>
         <w:rPr>
-          <w:rFonts w:ascii="Times New Roman" w:hAnsi="Times New Roman" w:cs="Times New Roman" w:eastAsia="Times New Roman"/>
-          <w:color w:val="000000"/>
-          <w:sz w:val="22"/>
+          <w:rFonts w:ascii="Times New Roman" w:hAnsi="Times New Roman" w:eastAsia="Times New Roman"/>
+          <w:b w:val="0"/>
         </w:rPr>
-        <w:t xml:space="preserve">25. </w:t>
-      </w:r>
-      <w:r>
-        <w:rPr>
-          <w:rFonts w:ascii="Times New Roman" w:hAnsi="Times New Roman" w:cs="Times New Roman" w:eastAsia="Times New Roman"/>
-          <w:b w:val="0"/>
-          <w:i w:val="0"/>
-          <w:color w:val="000000"/>
-          <w:sz w:val="22"/>
-        </w:rPr>
-        <w:t>Был ли ему известен состав повреждений, вошедших в сумму 57 100 руб.?</w:t>
+        <w:t>25. Был ли ему известен состав повреждений, вошедших в сумму 57 100 руб.?</w:t>
       </w:r>
     </w:p>
     <w:p>
       <w:pPr>
-        <w:spacing w:after="40"/>
-        <w:ind w:left="567" w:hanging="283"/>
+        <w:widowControl/>
+        <w:ind w:left="346" w:hanging="259"/>
         <w:jc w:val="both"/>
       </w:pPr>
       <w:r>
         <w:rPr>
-          <w:rFonts w:ascii="Times New Roman" w:hAnsi="Times New Roman" w:cs="Times New Roman" w:eastAsia="Times New Roman"/>
-          <w:color w:val="000000"/>
-          <w:sz w:val="22"/>
+          <w:rFonts w:ascii="Times New Roman" w:hAnsi="Times New Roman" w:eastAsia="Times New Roman"/>
+          <w:b w:val="0"/>
         </w:rPr>
-        <w:t xml:space="preserve">26. </w:t>
-      </w:r>
-      <w:r>
-        <w:rPr>
-          <w:rFonts w:ascii="Times New Roman" w:hAnsi="Times New Roman" w:cs="Times New Roman" w:eastAsia="Times New Roman"/>
-          <w:b w:val="0"/>
-          <w:i w:val="0"/>
-          <w:color w:val="000000"/>
-          <w:sz w:val="22"/>
-        </w:rPr>
-        <w:t>Проверял ли он наличие ранее существовавших повреждений автомобиля до 29.10.2023?</w:t>
+        <w:t>26. Проверял ли он наличие ранее существовавших повреждений автомобиля до 29.10.2023?</w:t>
       </w:r>
     </w:p>
     <w:p>
       <w:pPr>
-        <w:spacing w:after="40"/>
-        <w:ind w:left="567" w:hanging="283"/>
+        <w:widowControl/>
+        <w:ind w:left="346" w:hanging="259"/>
         <w:jc w:val="both"/>
       </w:pPr>
       <w:r>
         <w:rPr>
-          <w:rFonts w:ascii="Times New Roman" w:hAnsi="Times New Roman" w:cs="Times New Roman" w:eastAsia="Times New Roman"/>
-          <w:color w:val="000000"/>
-          <w:sz w:val="22"/>
+          <w:rFonts w:ascii="Times New Roman" w:hAnsi="Times New Roman" w:eastAsia="Times New Roman"/>
+          <w:b w:val="0"/>
         </w:rPr>
-        <w:t xml:space="preserve">27. </w:t>
-      </w:r>
-      <w:r>
-        <w:rPr>
-          <w:rFonts w:ascii="Times New Roman" w:hAnsi="Times New Roman" w:cs="Times New Roman" w:eastAsia="Times New Roman"/>
-          <w:b w:val="0"/>
-          <w:i w:val="0"/>
-          <w:color w:val="000000"/>
-          <w:sz w:val="22"/>
-        </w:rPr>
-        <w:t>Где в заключении содержится самостоятельный ответ на вопрос №1 о составе и характере повреждений?</w:t>
+        <w:t>27. Где в заключении содержится самостоятельный ответ на вопрос №1 о составе и характере повреждений?</w:t>
       </w:r>
     </w:p>
     <w:p>
       <w:pPr>
-        <w:spacing w:after="40"/>
-        <w:ind w:left="567" w:hanging="283"/>
+        <w:widowControl/>
+        <w:ind w:left="346" w:hanging="259"/>
         <w:jc w:val="both"/>
       </w:pPr>
       <w:r>
         <w:rPr>
-          <w:rFonts w:ascii="Times New Roman" w:hAnsi="Times New Roman" w:cs="Times New Roman" w:eastAsia="Times New Roman"/>
-          <w:color w:val="000000"/>
-          <w:sz w:val="22"/>
+          <w:rFonts w:ascii="Times New Roman" w:hAnsi="Times New Roman" w:eastAsia="Times New Roman"/>
+          <w:b w:val="0"/>
         </w:rPr>
-        <w:t xml:space="preserve">28. </w:t>
-      </w:r>
-      <w:r>
-        <w:rPr>
-          <w:rFonts w:ascii="Times New Roman" w:hAnsi="Times New Roman" w:cs="Times New Roman" w:eastAsia="Times New Roman"/>
-          <w:b w:val="0"/>
-          <w:i w:val="0"/>
-          <w:color w:val="000000"/>
-          <w:sz w:val="22"/>
-        </w:rPr>
-        <w:t>Какие повреждения он установил самостоятельно, а какие получил из акта от 30.10.2023?</w:t>
+        <w:t>28. Какие повреждения он установил самостоятельно, а какие получил из акта от 30.10.2023?</w:t>
       </w:r>
     </w:p>
     <w:p>
       <w:pPr>
-        <w:spacing w:after="40"/>
-        <w:ind w:left="567" w:hanging="283"/>
+        <w:widowControl/>
+        <w:ind w:left="346" w:hanging="259"/>
         <w:jc w:val="both"/>
       </w:pPr>
       <w:r>
         <w:rPr>
-          <w:rFonts w:ascii="Times New Roman" w:hAnsi="Times New Roman" w:cs="Times New Roman" w:eastAsia="Times New Roman"/>
-          <w:color w:val="000000"/>
-          <w:sz w:val="22"/>
+          <w:rFonts w:ascii="Times New Roman" w:hAnsi="Times New Roman" w:eastAsia="Times New Roman"/>
+          <w:b w:val="0"/>
         </w:rPr>
-        <w:t xml:space="preserve">29. </w:t>
-      </w:r>
-      <w:r>
-        <w:rPr>
-          <w:rFonts w:ascii="Times New Roman" w:hAnsi="Times New Roman" w:cs="Times New Roman" w:eastAsia="Times New Roman"/>
-          <w:b w:val="0"/>
-          <w:i w:val="0"/>
-          <w:color w:val="000000"/>
-          <w:sz w:val="22"/>
-        </w:rPr>
-        <w:t>Почему в заключении использован пробег 186 324 км, совпадающий с актом от 30.10.2023?</w:t>
+        <w:t>29. Почему в заключении использован пробег 186 324 км, совпадающий с актом от 30.10.2023?</w:t>
       </w:r>
     </w:p>
     <w:p>
       <w:pPr>
-        <w:spacing w:after="40"/>
-        <w:ind w:left="567" w:hanging="283"/>
+        <w:widowControl/>
+        <w:ind w:left="346" w:hanging="259"/>
         <w:jc w:val="both"/>
       </w:pPr>
       <w:r>
         <w:rPr>
-          <w:rFonts w:ascii="Times New Roman" w:hAnsi="Times New Roman" w:cs="Times New Roman" w:eastAsia="Times New Roman"/>
-          <w:color w:val="000000"/>
-          <w:sz w:val="22"/>
+          <w:rFonts w:ascii="Times New Roman" w:hAnsi="Times New Roman" w:eastAsia="Times New Roman"/>
+          <w:b w:val="0"/>
         </w:rPr>
-        <w:t xml:space="preserve">30. </w:t>
-      </w:r>
-      <w:r>
-        <w:rPr>
-          <w:rFonts w:ascii="Times New Roman" w:hAnsi="Times New Roman" w:cs="Times New Roman" w:eastAsia="Times New Roman"/>
-          <w:b w:val="0"/>
-          <w:i w:val="0"/>
-          <w:color w:val="000000"/>
-          <w:sz w:val="22"/>
-        </w:rPr>
-        <w:t>Какие материалы были переданы ему заказчиком?</w:t>
+        <w:t>30. Какие материалы были переданы ему заказчиком?</w:t>
       </w:r>
     </w:p>
     <w:p>
       <w:pPr>
-        <w:spacing w:after="40"/>
-        <w:ind w:left="567" w:hanging="283"/>
+        <w:widowControl/>
+        <w:ind w:left="346" w:hanging="259"/>
         <w:jc w:val="both"/>
       </w:pPr>
       <w:r>
         <w:rPr>
-          <w:rFonts w:ascii="Times New Roman" w:hAnsi="Times New Roman" w:cs="Times New Roman" w:eastAsia="Times New Roman"/>
-          <w:color w:val="000000"/>
-          <w:sz w:val="22"/>
+          <w:rFonts w:ascii="Times New Roman" w:hAnsi="Times New Roman" w:eastAsia="Times New Roman"/>
+          <w:b w:val="0"/>
         </w:rPr>
-        <w:t xml:space="preserve">31. </w:t>
-      </w:r>
-      <w:r>
-        <w:rPr>
-          <w:rFonts w:ascii="Times New Roman" w:hAnsi="Times New Roman" w:cs="Times New Roman" w:eastAsia="Times New Roman"/>
-          <w:b w:val="0"/>
-          <w:i w:val="0"/>
-          <w:color w:val="000000"/>
-          <w:sz w:val="22"/>
-        </w:rPr>
-        <w:t>Получал ли он полный фотокомплект ДТП и фотографии осмотра или разборки от 30.10.2023?</w:t>
+        <w:t>31. Получал ли он полный фотокомплект ДТП и фотографии осмотра или разборки от 30.10.2023?</w:t>
       </w:r>
     </w:p>
     <w:p>
       <w:pPr>
-        <w:spacing w:after="40"/>
-        <w:ind w:left="567" w:hanging="283"/>
+        <w:widowControl/>
+        <w:ind w:left="346" w:hanging="259"/>
         <w:jc w:val="both"/>
       </w:pPr>
       <w:r>
         <w:rPr>
-          <w:rFonts w:ascii="Times New Roman" w:hAnsi="Times New Roman" w:cs="Times New Roman" w:eastAsia="Times New Roman"/>
-          <w:color w:val="000000"/>
-          <w:sz w:val="22"/>
+          <w:rFonts w:ascii="Times New Roman" w:hAnsi="Times New Roman" w:eastAsia="Times New Roman"/>
+          <w:b w:val="0"/>
         </w:rPr>
-        <w:t xml:space="preserve">32. </w:t>
+        <w:t>32. Какие источники использованы для каждой цены?</w:t>
       </w:r>
+    </w:p>
+    <w:p>
+      <w:pPr>
+        <w:widowControl/>
+        <w:ind w:left="346" w:hanging="259"/>
+        <w:jc w:val="both"/>
+      </w:pPr>
       <w:r>
         <w:rPr>
-          <w:rFonts w:ascii="Times New Roman" w:hAnsi="Times New Roman" w:cs="Times New Roman" w:eastAsia="Times New Roman"/>
+          <w:rFonts w:ascii="Times New Roman" w:hAnsi="Times New Roman" w:eastAsia="Times New Roman"/>
           <w:b w:val="0"/>
-          <w:i w:val="0"/>
-          <w:color w:val="000000"/>
-          <w:sz w:val="22"/>
         </w:rPr>
-        <w:t>Какие источники использованы для каждой цены?</w:t>
+        <w:t>33. Проводился ли самостоятельный натурный осмотр автомобиля в 2026 году?</w:t>
+      </w:r>
+    </w:p>
+    <w:p>
+      <w:pPr>
+        <w:widowControl/>
+        <w:ind w:left="346" w:hanging="259"/>
+        <w:jc w:val="both"/>
+      </w:pPr>
+      <w:r>
+        <w:rPr>
+          <w:rFonts w:ascii="Times New Roman" w:hAnsi="Times New Roman" w:eastAsia="Times New Roman"/>
+          <w:b w:val="0"/>
+        </w:rPr>
+        <w:t>34. Проверялся ли VIN автомобиля физически, а не только по копиям документов?</w:t>
+      </w:r>
+    </w:p>
+    <w:p>
+      <w:pPr>
+        <w:widowControl/>
+        <w:ind w:left="346" w:hanging="259"/>
+        <w:jc w:val="both"/>
+      </w:pPr>
+      <w:r>
+        <w:rPr>
+          <w:rFonts w:ascii="Times New Roman" w:hAnsi="Times New Roman" w:eastAsia="Times New Roman"/>
+          <w:b w:val="0"/>
+        </w:rPr>
+        <w:t>35. Какими первичными документами подтверждаются сведения об идентификации автомобиля?</w:t>
+      </w:r>
+    </w:p>
+    <w:p>
+      <w:pPr>
+        <w:widowControl/>
+        <w:ind w:left="346" w:hanging="259"/>
+        <w:jc w:val="both"/>
+      </w:pPr>
+      <w:r>
+        <w:rPr>
+          <w:rFonts w:ascii="Times New Roman" w:hAnsi="Times New Roman" w:eastAsia="Times New Roman"/>
+          <w:b w:val="0"/>
+        </w:rPr>
+        <w:t>36. Было ли исследователю предоставлено электронное извещение, рукописное извещение или оба документа?</w:t>
+      </w:r>
+    </w:p>
+    <w:p>
+      <w:pPr>
+        <w:widowControl/>
+        <w:ind w:left="346" w:hanging="259"/>
+        <w:jc w:val="both"/>
+      </w:pPr>
+      <w:r>
+        <w:rPr>
+          <w:rFonts w:ascii="Times New Roman" w:hAnsi="Times New Roman" w:eastAsia="Times New Roman"/>
+          <w:b w:val="0"/>
+        </w:rPr>
+        <w:t>37. Замечал ли исследователь расхождение времени ДТП 16:10 и 16:49 и как учитывал его?</w:t>
+      </w:r>
+    </w:p>
+    <w:p>
+      <w:pPr>
+        <w:widowControl/>
+        <w:ind w:left="346" w:hanging="259"/>
+        <w:jc w:val="both"/>
+      </w:pPr>
+      <w:r>
+        <w:rPr>
+          <w:rFonts w:ascii="Times New Roman" w:hAnsi="Times New Roman" w:eastAsia="Times New Roman"/>
+          <w:b w:val="0"/>
+        </w:rPr>
+        <w:t>38. Использовались ли официальные оригинальные фотографии от 29.10.2023 или только копии?</w:t>
+      </w:r>
+    </w:p>
+    <w:p>
+      <w:pPr>
+        <w:widowControl/>
+        <w:ind w:left="346" w:hanging="259"/>
+        <w:jc w:val="both"/>
+      </w:pPr>
+      <w:r>
+        <w:rPr>
+          <w:rFonts w:ascii="Times New Roman" w:hAnsi="Times New Roman" w:eastAsia="Times New Roman"/>
+          <w:b w:val="0"/>
+        </w:rPr>
+        <w:t>39. Кто принимал решение о замене каждой детали и каким документом обосновано это решение?</w:t>
       </w:r>
     </w:p>
     <w:p>
       <w:pPr>
         <w:pStyle w:val="Heading2"/>
+        <w:jc w:val="left"/>
       </w:pPr>
       <w:r>
         <w:rPr>
-          <w:rFonts w:ascii="Times New Roman" w:hAnsi="Times New Roman" w:cs="Times New Roman" w:eastAsia="Times New Roman"/>
+          <w:rFonts w:ascii="Times New Roman" w:hAnsi="Times New Roman" w:eastAsia="Times New Roman"/>
           <w:b/>
-          <w:i w:val="0"/>
           <w:color w:val="000000"/>
-          <w:sz w:val="25"/>
+        </w:rPr>
+        <w:t>В. Левинский Никита Константинович</w:t>
+      </w:r>
+    </w:p>
+    <w:p>
+      <w:pPr>
+        <w:widowControl/>
+        <w:jc w:val="both"/>
+      </w:pPr>
+      <w:r>
+        <w:rPr>
+          <w:rFonts w:ascii="Times New Roman" w:hAnsi="Times New Roman" w:eastAsia="Times New Roman"/>
+          <w:b w:val="0"/>
+        </w:rPr>
+        <w:t>Левинский Н.К. указан в документах как лицо, с которым заключался договор на экспертное обслуживание. Его договорная и фактическая роль подлежит установлению по оригиналам договора, задания и заключения. Левинский не отождествляется автоматически с лицом, подписавшим выводы, и не исключается из числа вызываемых лиц.</w:t>
+      </w:r>
+    </w:p>
+    <w:p>
+      <w:pPr>
+        <w:widowControl/>
+        <w:ind w:left="346" w:hanging="259"/>
+        <w:jc w:val="both"/>
+      </w:pPr>
+      <w:r>
+        <w:rPr>
+          <w:rFonts w:ascii="Times New Roman" w:hAnsi="Times New Roman" w:eastAsia="Times New Roman"/>
+          <w:b w:val="0"/>
+        </w:rPr>
+        <w:t>1. Кто является стороной договора на экспертное обслуживание и какие обязанности были возложены лично на Левинского Н.К.?</w:t>
+      </w:r>
+    </w:p>
+    <w:p>
+      <w:pPr>
+        <w:widowControl/>
+        <w:ind w:left="346" w:hanging="259"/>
+        <w:jc w:val="both"/>
+      </w:pPr>
+      <w:r>
+        <w:rPr>
+          <w:rFonts w:ascii="Times New Roman" w:hAnsi="Times New Roman" w:eastAsia="Times New Roman"/>
+          <w:b w:val="0"/>
+        </w:rPr>
+        <w:t>2. Кто определял перечень вопросов и передавал исходные материалы?</w:t>
+      </w:r>
+    </w:p>
+    <w:p>
+      <w:pPr>
+        <w:widowControl/>
+        <w:ind w:left="346" w:hanging="259"/>
+        <w:jc w:val="both"/>
+      </w:pPr>
+      <w:r>
+        <w:rPr>
+          <w:rFonts w:ascii="Times New Roman" w:hAnsi="Times New Roman" w:eastAsia="Times New Roman"/>
+          <w:b w:val="0"/>
+        </w:rPr>
+        <w:t>3. Выполнял ли Левинский Н.К. исследование лично, участвовал ли в осмотре и расчёте либо выполнял организационную роль?</w:t>
+      </w:r>
+    </w:p>
+    <w:p>
+      <w:pPr>
+        <w:widowControl/>
+        <w:ind w:left="346" w:hanging="259"/>
+        <w:jc w:val="both"/>
+      </w:pPr>
+      <w:r>
+        <w:rPr>
+          <w:rFonts w:ascii="Times New Roman" w:hAnsi="Times New Roman" w:eastAsia="Times New Roman"/>
+          <w:b w:val="0"/>
+        </w:rPr>
+        <w:t>4. Какие действия были выполнены Левинским Н.К. в рамках услуги стоимостью 25 000 руб.?</w:t>
+      </w:r>
+    </w:p>
+    <w:p>
+      <w:pPr>
+        <w:widowControl/>
+        <w:ind w:left="346" w:hanging="259"/>
+        <w:jc w:val="both"/>
+      </w:pPr>
+      <w:r>
+        <w:rPr>
+          <w:rFonts w:ascii="Times New Roman" w:hAnsi="Times New Roman" w:eastAsia="Times New Roman"/>
+          <w:b w:val="0"/>
+        </w:rPr>
+        <w:t>5. Кто и на каком основании указан экспертом на странице 10 заключения?</w:t>
+      </w:r>
+    </w:p>
+    <w:p>
+      <w:pPr>
+        <w:widowControl/>
+        <w:ind w:left="346" w:hanging="259"/>
+        <w:jc w:val="both"/>
+      </w:pPr>
+      <w:r>
+        <w:rPr>
+          <w:rFonts w:ascii="Times New Roman" w:hAnsi="Times New Roman" w:eastAsia="Times New Roman"/>
+          <w:b w:val="0"/>
+        </w:rPr>
+        <w:t>6. Передавались ли Левинскому полный комплект заключения, оба извещения о ДТП, официальные фотографии и материалы осмотра?</w:t>
+      </w:r>
+    </w:p>
+    <w:p>
+      <w:pPr>
+        <w:widowControl/>
+        <w:ind w:left="346" w:hanging="259"/>
+        <w:jc w:val="both"/>
+      </w:pPr>
+      <w:r>
+        <w:rPr>
+          <w:rFonts w:ascii="Times New Roman" w:hAnsi="Times New Roman" w:eastAsia="Times New Roman"/>
+          <w:b w:val="0"/>
+        </w:rPr>
+        <w:t>7. Какие документы подтверждают разграничение ролей Левинского Н.К. и лица, непосредственно выполнившего техническое исследование?</w:t>
+      </w:r>
+    </w:p>
+    <w:p>
+      <w:pPr>
+        <w:pStyle w:val="Heading2"/>
+        <w:jc w:val="left"/>
+      </w:pPr>
+      <w:r>
+        <w:rPr>
+          <w:rFonts w:ascii="Times New Roman" w:hAnsi="Times New Roman" w:eastAsia="Times New Roman"/>
+          <w:b/>
+          <w:color w:val="000000"/>
         </w:rPr>
         <w:t>Прошу суд</w:t>
       </w:r>
     </w:p>
     <w:p>
       <w:pPr>
-        <w:spacing w:after="40"/>
-        <w:ind w:left="567" w:hanging="283"/>
+        <w:widowControl/>
+        <w:ind w:left="346" w:hanging="259"/>
         <w:jc w:val="both"/>
       </w:pPr>
       <w:r>
         <w:rPr>
-          <w:rFonts w:ascii="Times New Roman" w:hAnsi="Times New Roman" w:cs="Times New Roman" w:eastAsia="Times New Roman"/>
-          <w:color w:val="000000"/>
-          <w:sz w:val="22"/>
+          <w:rFonts w:ascii="Times New Roman" w:hAnsi="Times New Roman" w:eastAsia="Times New Roman"/>
+          <w:b w:val="0"/>
         </w:rPr>
-        <w:t xml:space="preserve">1. </w:t>
-      </w:r>
-      <w:r>
-        <w:rPr>
-          <w:rFonts w:ascii="Times New Roman" w:hAnsi="Times New Roman" w:cs="Times New Roman" w:eastAsia="Times New Roman"/>
-          <w:b w:val="0"/>
-          <w:i w:val="0"/>
-          <w:color w:val="000000"/>
-          <w:sz w:val="22"/>
-        </w:rPr>
-        <w:t>Истребовать у АО ГСК «Югория» сведения о лице, проводившем осмотр 30.10.2023.</w:t>
+        <w:t>1. Истребовать у АО ГСК «Югория» сведения о лице, проводившем осмотр 30.10.2023.</w:t>
       </w:r>
     </w:p>
     <w:p>
       <w:pPr>
-        <w:spacing w:after="40"/>
-        <w:ind w:left="567" w:hanging="283"/>
+        <w:widowControl/>
+        <w:ind w:left="346" w:hanging="259"/>
         <w:jc w:val="both"/>
       </w:pPr>
       <w:r>
         <w:rPr>
-          <w:rFonts w:ascii="Times New Roman" w:hAnsi="Times New Roman" w:cs="Times New Roman" w:eastAsia="Times New Roman"/>
-          <w:color w:val="000000"/>
-          <w:sz w:val="22"/>
+          <w:rFonts w:ascii="Times New Roman" w:hAnsi="Times New Roman" w:eastAsia="Times New Roman"/>
+          <w:b w:val="0"/>
         </w:rPr>
-        <w:t xml:space="preserve">2. </w:t>
-      </w:r>
-      <w:r>
-        <w:rPr>
-          <w:rFonts w:ascii="Times New Roman" w:hAnsi="Times New Roman" w:cs="Times New Roman" w:eastAsia="Times New Roman"/>
-          <w:b w:val="0"/>
-          <w:i w:val="0"/>
-          <w:color w:val="000000"/>
-          <w:sz w:val="22"/>
-        </w:rPr>
-        <w:t>Вызвать указанное лицо и Левинского Н.К. в судебное заседание.</w:t>
+        <w:t>2. Установить и вызвать лицо, непосредственно выполнившее техническое исследование и расчёт, с проверкой ФИО по оригиналу.</w:t>
       </w:r>
     </w:p>
     <w:p>
       <w:pPr>
-        <w:spacing w:after="40"/>
-        <w:ind w:left="567" w:hanging="283"/>
+        <w:widowControl/>
+        <w:ind w:left="346" w:hanging="259"/>
         <w:jc w:val="both"/>
       </w:pPr>
       <w:r>
         <w:rPr>
-          <w:rFonts w:ascii="Times New Roman" w:hAnsi="Times New Roman" w:cs="Times New Roman" w:eastAsia="Times New Roman"/>
-          <w:color w:val="000000"/>
-          <w:sz w:val="22"/>
+          <w:rFonts w:ascii="Times New Roman" w:hAnsi="Times New Roman" w:eastAsia="Times New Roman"/>
+          <w:b w:val="0"/>
         </w:rPr>
-        <w:t xml:space="preserve">3. </w:t>
-      </w:r>
-      <w:r>
-        <w:rPr>
-          <w:rFonts w:ascii="Times New Roman" w:hAnsi="Times New Roman" w:cs="Times New Roman" w:eastAsia="Times New Roman"/>
-          <w:b w:val="0"/>
-          <w:i w:val="0"/>
-          <w:color w:val="000000"/>
-          <w:sz w:val="22"/>
-        </w:rPr>
-        <w:t>Разрешить их процессуальный статус в соответствии с процессуальным законодательством.</w:t>
+        <w:t>3. Вызвать лицо, проводившее осмотр 30.10.2023, и Левинского Н.К.</w:t>
       </w:r>
     </w:p>
     <w:p>
       <w:pPr>
-        <w:spacing w:after="40"/>
-        <w:ind w:firstLine="0"/>
-        <w:jc w:val="left"/>
+        <w:widowControl/>
+        <w:ind w:left="346" w:hanging="259"/>
+        <w:jc w:val="both"/>
       </w:pPr>
       <w:r>
         <w:rPr>
-          <w:rFonts w:ascii="Times New Roman" w:hAnsi="Times New Roman" w:cs="Times New Roman" w:eastAsia="Times New Roman"/>
-          <w:b/>
-          <w:i w:val="0"/>
-          <w:color w:val="000000"/>
-          <w:sz w:val="22"/>
+          <w:rFonts w:ascii="Times New Roman" w:hAnsi="Times New Roman" w:eastAsia="Times New Roman"/>
+          <w:b w:val="0"/>
+        </w:rPr>
+        <w:t>4. Разрешить процессуальный статус вызванных лиц в соответствии с процессуальным законодательством.</w:t>
+      </w:r>
+    </w:p>
+    <w:p>
+      <w:pPr>
+        <w:widowControl/>
+        <w:jc w:val="both"/>
+      </w:pPr>
+      <w:r>
+        <w:rPr>
+          <w:rFonts w:ascii="Times New Roman" w:hAnsi="Times New Roman" w:eastAsia="Times New Roman"/>
+          <w:b w:val="0"/>
         </w:rPr>
         <w:t>Ответчик: __________ / Димитриева М.В. /</w:t>
       </w:r>
     </w:p>
     <w:p>
       <w:pPr>
-        <w:spacing w:after="40"/>
-        <w:ind w:firstLine="0"/>
-        <w:jc w:val="left"/>
+        <w:widowControl/>
+        <w:jc w:val="both"/>
       </w:pPr>
       <w:r>
         <w:rPr>
-          <w:rFonts w:ascii="Times New Roman" w:hAnsi="Times New Roman" w:cs="Times New Roman" w:eastAsia="Times New Roman"/>
+          <w:rFonts w:ascii="Times New Roman" w:hAnsi="Times New Roman" w:eastAsia="Times New Roman"/>
           <w:b w:val="0"/>
-          <w:i w:val="0"/>
-          <w:color w:val="000000"/>
-          <w:sz w:val="22"/>
         </w:rPr>
         <w:t>Дата: __________</w:t>
       </w:r>
@@ -2086,7 +1675,7 @@
     <w:qFormat/>
     <w:rsid w:val="00FC693F"/>
     <w:pPr>
-      <w:spacing w:after="80" w:line="259" w:lineRule="auto"/>
+      <w:spacing w:after="100" w:line="269" w:lineRule="auto"/>
       <w:jc w:val="both"/>
     </w:pPr>
     <w:rPr>
@@ -2094,7 +1683,7 @@
       <w:b w:val="0"/>
       <w:i w:val="0"/>
       <w:color w:val="000000"/>
-      <w:sz w:val="22"/>
+      <w:sz w:val="21"/>
     </w:rPr>
   </w:style>
   <w:style w:type="paragraph" w:styleId="Header">
@@ -2152,7 +1741,7 @@
     <w:pPr>
       <w:keepNext/>
       <w:keepLines/>
-      <w:spacing w:before="160" w:after="80"/>
+      <w:spacing w:before="180" w:after="100"/>
       <w:outlineLvl w:val="0"/>
     </w:pPr>
     <w:rPr>
@@ -2161,7 +1750,7 @@
       <w:bCs/>
       <w:i w:val="0"/>
       <w:color w:val="000000"/>
-      <w:sz w:val="30"/>
+      <w:sz w:val="26"/>
       <w:szCs w:val="28"/>
     </w:rPr>
   </w:style>
@@ -2177,7 +1766,7 @@
     <w:pPr>
       <w:keepNext/>
       <w:keepLines/>
-      <w:spacing w:before="160" w:after="80"/>
+      <w:spacing w:before="180" w:after="100"/>
       <w:outlineLvl w:val="1"/>
     </w:pPr>
     <w:rPr>
@@ -2186,7 +1775,7 @@
       <w:bCs/>
       <w:i w:val="0"/>
       <w:color w:val="000000"/>
-      <w:sz w:val="25"/>
+      <w:sz w:val="23"/>
       <w:szCs w:val="26"/>
     </w:rPr>
   </w:style>
@@ -2202,7 +1791,7 @@
     <w:pPr>
       <w:keepNext/>
       <w:keepLines/>
-      <w:spacing w:before="160" w:after="80"/>
+      <w:spacing w:before="180" w:after="100"/>
       <w:outlineLvl w:val="2"/>
     </w:pPr>
     <w:rPr>
@@ -2211,7 +1800,7 @@
       <w:bCs/>
       <w:i w:val="0"/>
       <w:color w:val="000000"/>
-      <w:sz w:val="23"/>
+      <w:sz w:val="21"/>
     </w:rPr>
   </w:style>
   <w:style w:type="paragraph" w:styleId="Heading4">
@@ -2443,10 +2032,8 @@
     <w:rsid w:val="00FC693F"/>
     <w:pPr>
       <w:keepNext/>
-      <w:pBdr>
-        <w:bottom w:val="single" w:sz="8" w:space="4" w:color="4F81BD" w:themeColor="accent1"/>
-      </w:pBdr>
-      <w:spacing w:after="80" w:line="240" w:lineRule="auto" w:before="160"/>
+      <w:keepLines/>
+      <w:spacing w:after="100" w:line="240" w:lineRule="auto" w:before="180"/>
       <w:contextualSpacing/>
     </w:pPr>
     <w:rPr>
@@ -2489,12 +2076,13 @@
       </w:numPr>
     </w:pPr>
     <w:rPr>
-      <w:rFonts w:asciiTheme="majorHAnsi" w:eastAsiaTheme="majorEastAsia" w:hAnsiTheme="majorHAnsi" w:cstheme="majorBidi"/>
+      <w:rFonts w:asciiTheme="majorHAnsi" w:eastAsiaTheme="majorEastAsia" w:hAnsiTheme="majorHAnsi" w:cstheme="majorBidi" w:ascii="Times New Roman" w:hAnsi="Times New Roman" w:eastAsia="Times New Roman" w:cs="Times New Roman"/>
+      <w:b w:val="0"/>
       <w:i/>
       <w:iCs/>
-      <w:color w:val="4F81BD" w:themeColor="accent1"/>
+      <w:color w:val="000000"/>
       <w:spacing w:val="15"/>
-      <w:sz w:val="24"/>
+      <w:sz w:val="21"/>
       <w:szCs w:val="24"/>
     </w:rPr>
   </w:style>
